--- a/downloads/workbook/bridge-week-01.docx
+++ b/downloads/workbook/bridge-week-01.docx
@@ -882,6 +882,178 @@
         <w:t>Project connection: For Python readiness before the Responsible Plant Classifier, retain a trace of the values, the predicted outputs and the changed-case explanation. Use actual Python 3 results to check the prediction after reasoning first.</w:t>
       </w:r>
     </w:p>
+    <w:p>
+      <w:pPr>
+        <w:pStyle w:val="Heading1"/>
+      </w:pPr>
+      <w:r>
+        <w:t>13. Project portfolio milestone</w:t>
+      </w:r>
+    </w:p>
+    <w:p>
+      <w:r>
+        <w:t>Project: Python readiness portfolio</w:t>
+      </w:r>
+    </w:p>
+    <w:p>
+      <w:r>
+        <w:t>Current milestone: Python readiness portfolio. Keep runnable code, predictions, actual outputs, one repaired error and an explanation of a function on changed inputs.</w:t>
+      </w:r>
+    </w:p>
+    <w:p>
+      <w:r>
+        <w:t>For Python readiness before the Responsible Plant Classifier, retain a trace of the values, the predicted outputs and the changed-case explanation. Use actual Python 3 results to check the prediction after reasoning first.</w:t>
+      </w:r>
+    </w:p>
+    <w:tbl>
+      <w:tblPr>
+        <w:tblStyle w:val="LightShading-Accent1"/>
+        <w:tblW w:type="auto" w:w="0"/>
+        <w:tblLook w:firstColumn="1" w:firstRow="1" w:lastColumn="0" w:lastRow="0" w:noHBand="0" w:noVBand="1" w:val="04A0"/>
+      </w:tblPr>
+      <w:tblGrid>
+        <w:gridCol w:w="5112"/>
+        <w:gridCol w:w="5112"/>
+      </w:tblGrid>
+      <w:tr>
+        <w:trPr>
+          <w:tblHeader/>
+        </w:trPr>
+        <w:tc>
+          <w:tcPr>
+            <w:tcW w:type="dxa" w:w="5112"/>
+          </w:tcPr>
+          <w:p>
+            <w:r>
+              <w:t>Evidence to keep</w:t>
+            </w:r>
+          </w:p>
+        </w:tc>
+        <w:tc>
+          <w:tcPr>
+            <w:tcW w:type="dxa" w:w="5112"/>
+          </w:tcPr>
+          <w:p>
+            <w:r>
+              <w:t>My record</w:t>
+            </w:r>
+          </w:p>
+        </w:tc>
+      </w:tr>
+      <w:tr>
+        <w:tc>
+          <w:tcPr>
+            <w:tcW w:type="dxa" w:w="5112"/>
+          </w:tcPr>
+          <w:p>
+            <w:r>
+              <w:t>This week’s input and deciding step</w:t>
+            </w:r>
+          </w:p>
+        </w:tc>
+        <w:tc>
+          <w:tcPr>
+            <w:tcW w:type="dxa" w:w="5112"/>
+          </w:tcPr>
+          <w:p>
+            <w:r/>
+          </w:p>
+        </w:tc>
+      </w:tr>
+      <w:tr>
+        <w:tc>
+          <w:tcPr>
+            <w:tcW w:type="dxa" w:w="5112"/>
+          </w:tcPr>
+          <w:p>
+            <w:r>
+              <w:t>Prediction and actual result (or labelled paper trace)</w:t>
+            </w:r>
+          </w:p>
+        </w:tc>
+        <w:tc>
+          <w:tcPr>
+            <w:tcW w:type="dxa" w:w="5112"/>
+          </w:tcPr>
+          <w:p>
+            <w:r/>
+          </w:p>
+        </w:tc>
+      </w:tr>
+      <w:tr>
+        <w:tc>
+          <w:tcPr>
+            <w:tcW w:type="dxa" w:w="5112"/>
+          </w:tcPr>
+          <w:p>
+            <w:r>
+              <w:t>One change since the previous checkpoint and why</w:t>
+            </w:r>
+          </w:p>
+        </w:tc>
+        <w:tc>
+          <w:tcPr>
+            <w:tcW w:type="dxa" w:w="5112"/>
+          </w:tcPr>
+          <w:p>
+            <w:r/>
+          </w:p>
+        </w:tc>
+      </w:tr>
+      <w:tr>
+        <w:tc>
+          <w:tcPr>
+            <w:tcW w:type="dxa" w:w="5112"/>
+          </w:tcPr>
+          <w:p>
+            <w:r>
+              <w:t>One error or limit and the next test</w:t>
+            </w:r>
+          </w:p>
+        </w:tc>
+        <w:tc>
+          <w:tcPr>
+            <w:tcW w:type="dxa" w:w="5112"/>
+          </w:tcPr>
+          <w:p>
+            <w:r/>
+          </w:p>
+        </w:tc>
+      </w:tr>
+    </w:tbl>
+    <w:p>
+      <w:pPr>
+        <w:pStyle w:val="Heading3"/>
+      </w:pPr>
+      <w:r>
+        <w:t>Explain what this week adds to your project. Reuse last week’s record rather than starting again.</w:t>
+      </w:r>
+    </w:p>
+    <w:p>
+      <w:r>
+        <w:t>________________________________________________________________</w:t>
+      </w:r>
+    </w:p>
+    <w:p>
+      <w:r>
+        <w:t>________________________________________________________________</w:t>
+      </w:r>
+    </w:p>
+    <w:p>
+      <w:r>
+        <w:t>________________________________________________________________</w:t>
+      </w:r>
+    </w:p>
+    <w:p>
+      <w:r>
+        <w:t>________________________________________________________________</w:t>
+      </w:r>
+    </w:p>
+    <w:p>
+      <w:r>
+        <w:t>________________________________________________________________</w:t>
+      </w:r>
+    </w:p>
     <w:sectPr>
       <w:pgSz w:w="12240" w:h="15840"/>
       <w:pgMar w:top="936" w:right="1008" w:bottom="936" w:left="1008" w:header="720" w:footer="720" w:gutter="0"/>

--- a/downloads/workbook/bridge-week-01.docx
+++ b/downloads/workbook/bridge-week-01.docx
@@ -1054,6 +1054,238 @@
         <w:t>________________________________________________________________</w:t>
       </w:r>
     </w:p>
+    <w:p>
+      <w:pPr>
+        <w:pStyle w:val="Heading1"/>
+      </w:pPr>
+      <w:r>
+        <w:t>14. Supported practice and learning evidence</w:t>
+      </w:r>
+    </w:p>
+    <w:p>
+      <w:r>
+        <w:t>Use this supported practice once, in the browser or on paper. Keep the reserved independent assessment for a separate first attempt before teacher feedback.</w:t>
+      </w:r>
+    </w:p>
+    <w:p>
+      <w:r>
+        <w:t>Convert a seed-count algorithm. The paper plan counts seeds in identical trays, then adds a labelled spare tray.</w:t>
+      </w:r>
+    </w:p>
+    <w:p>
+      <w:pPr>
+        <w:pStyle w:val="Heading3"/>
+      </w:pPr>
+      <w:r>
+        <w:t>Practice 1: explain the deciding evidence</w:t>
+      </w:r>
+    </w:p>
+    <w:p>
+      <w:r>
+        <w:t>Which labelled step matches this detail? 4*6+2 is 26; total stores 26 and print displays it.</w:t>
+      </w:r>
+    </w:p>
+    <w:p>
+      <w:r>
+        <w:t>1. Trace the assignment</w:t>
+      </w:r>
+    </w:p>
+    <w:p>
+      <w:r>
+        <w:t>2. Name the inputs</w:t>
+      </w:r>
+    </w:p>
+    <w:p>
+      <w:r>
+        <w:t>3. Translate the plan</w:t>
+      </w:r>
+    </w:p>
+    <w:p>
+      <w:pPr>
+        <w:pStyle w:val="Heading3"/>
+      </w:pPr>
+      <w:r>
+        <w:t>My selected conclusion, deciding fact and explanation</w:t>
+      </w:r>
+    </w:p>
+    <w:p>
+      <w:r>
+        <w:t>________________________________________________________________</w:t>
+      </w:r>
+    </w:p>
+    <w:p>
+      <w:r>
+        <w:t>________________________________________________________________</w:t>
+      </w:r>
+    </w:p>
+    <w:p>
+      <w:r>
+        <w:t>________________________________________________________________</w:t>
+      </w:r>
+    </w:p>
+    <w:p>
+      <w:r>
+        <w:t>________________________________________________________________</w:t>
+      </w:r>
+    </w:p>
+    <w:p>
+      <w:r>
+        <w:t>________________________________________________________________</w:t>
+      </w:r>
+    </w:p>
+    <w:p>
+      <w:r>
+        <w:t>Hint if needed: Read the steps in the pictorial case. Match the supplied detail to the stage that performs or records it.</w:t>
+      </w:r>
+    </w:p>
+    <w:p>
+      <w:r>
+        <w:t>After your attempt, compare with the supported explanation: Trace the assignment 4*6+2 is 26; total stores 26 and print displays it. Python follows the arithmetic instructions. This translation automates a declared counting rule; it does not train a model from examples.</w:t>
+      </w:r>
+    </w:p>
+    <w:p>
+      <w:pPr>
+        <w:pStyle w:val="Heading3"/>
+      </w:pPr>
+      <w:r>
+        <w:t>Practice 2: explain the deciding evidence</w:t>
+      </w:r>
+    </w:p>
+    <w:p>
+      <w:r>
+        <w:t>Changed-case practice: Change spare to 5 while keeping both tray inputs fixed. Which conclusion is supported by the supplied facts?</w:t>
+      </w:r>
+    </w:p>
+    <w:p>
+      <w:r>
+        <w:t>1. The printed total becomes 29.</w:t>
+      </w:r>
+    </w:p>
+    <w:p>
+      <w:r>
+        <w:t>2. We can decide the result without examining the changed input or the procedure.</w:t>
+      </w:r>
+    </w:p>
+    <w:p>
+      <w:r>
+        <w:t>3. This one example guarantees correct results for every future input.</w:t>
+      </w:r>
+    </w:p>
+    <w:p>
+      <w:pPr>
+        <w:pStyle w:val="Heading3"/>
+      </w:pPr>
+      <w:r>
+        <w:t>My selected conclusion, deciding fact and explanation</w:t>
+      </w:r>
+    </w:p>
+    <w:p>
+      <w:r>
+        <w:t>________________________________________________________________</w:t>
+      </w:r>
+    </w:p>
+    <w:p>
+      <w:r>
+        <w:t>________________________________________________________________</w:t>
+      </w:r>
+    </w:p>
+    <w:p>
+      <w:r>
+        <w:t>________________________________________________________________</w:t>
+      </w:r>
+    </w:p>
+    <w:p>
+      <w:r>
+        <w:t>________________________________________________________________</w:t>
+      </w:r>
+    </w:p>
+    <w:p>
+      <w:r>
+        <w:t>________________________________________________________________</w:t>
+      </w:r>
+    </w:p>
+    <w:p>
+      <w:r>
+        <w:t>Hint if needed: Use the changed condition and the deciding step in the pictorial trace. The answer must say what follows from those facts.</w:t>
+      </w:r>
+    </w:p>
+    <w:p>
+      <w:r>
+        <w:t>After your attempt, compare with the supported explanation: The printed total becomes 29. 4*6 remains 24; adding five gives 29.</w:t>
+      </w:r>
+    </w:p>
+    <w:p>
+      <w:pPr>
+        <w:pStyle w:val="Heading3"/>
+      </w:pPr>
+      <w:r>
+        <w:t>Repair a missing building block</w:t>
+      </w:r>
+    </w:p>
+    <w:p>
+      <w:r>
+        <w:t>Review Debugging Strategies (ai-2/6). Goal: Design revealing tests for a function. Short practice: Which test most directly isolates the handling of loose books, and what should it produce?. Return to this week and explain what you changed.</w:t>
+      </w:r>
+    </w:p>
+    <w:p>
+      <w:pPr>
+        <w:pStyle w:val="Heading3"/>
+      </w:pPr>
+      <w:r>
+        <w:t>Predict, run and debug</w:t>
+      </w:r>
+    </w:p>
+    <w:p>
+      <w:r>
+        <w:t>The browser lab lets you edit the supported Python examples already included in this lesson. Predict first, run, inspect the actual output or error, change one input, then run again. Keep code, predictions, actual results and a reasoned revision together. On paper, label your result as a trace rather than an execution.</w:t>
+      </w:r>
+    </w:p>
+    <w:p>
+      <w:pPr>
+        <w:pStyle w:val="Heading3"/>
+      </w:pPr>
+      <w:r>
+        <w:t>Keep your completed work</w:t>
+      </w:r>
+    </w:p>
+    <w:p>
+      <w:r>
+        <w:t>Use Download completed work in the hosted lesson to export your answers, reflections, practice feedback and code-run evidence. Open the HTML copy to read or print it. Drafts stay in this browser when storage is available; clear drafts on a shared device.</w:t>
+      </w:r>
+    </w:p>
+    <w:p>
+      <w:pPr>
+        <w:pStyle w:val="Heading3"/>
+      </w:pPr>
+      <w:r>
+        <w:t>What I repaired, the evidence I kept and the next test</w:t>
+      </w:r>
+    </w:p>
+    <w:p>
+      <w:r>
+        <w:t>________________________________________________________________</w:t>
+      </w:r>
+    </w:p>
+    <w:p>
+      <w:r>
+        <w:t>________________________________________________________________</w:t>
+      </w:r>
+    </w:p>
+    <w:p>
+      <w:r>
+        <w:t>________________________________________________________________</w:t>
+      </w:r>
+    </w:p>
+    <w:p>
+      <w:r>
+        <w:t>________________________________________________________________</w:t>
+      </w:r>
+    </w:p>
+    <w:p>
+      <w:r>
+        <w:t>________________________________________________________________</w:t>
+      </w:r>
+    </w:p>
     <w:sectPr>
       <w:pgSz w:w="12240" w:h="15840"/>
       <w:pgMar w:top="936" w:right="1008" w:bottom="936" w:left="1008" w:header="720" w:footer="720" w:gutter="0"/>

--- a/downloads/workbook/bridge-week-01.docx
+++ b/downloads/workbook/bridge-week-01.docx
@@ -30,11 +30,29 @@
     </w:p>
     <w:p>
       <w:r>
-        <w:t>Try the recall before opening notes. Then use a different colour or a labelled second line to correct your explanation.</w:t>
+        <w:t>Record your starting explanation for From a paper algorithm to Python before opening notes. Show any later correction separately.</w:t>
       </w:r>
     </w:p>
     <w:p>
-      <w:r>
+      <w:pPr>
+        <w:spacing w:line="336" w:lineRule="auto" w:after="180"/>
+      </w:pPr>
+      <w:r>
+        <w:rPr>
+          <w:b w:val="0"/>
+        </w:rPr>
+        <w:t>Try the recall before opening notes. Then use a different colour or a labelled second line to correct your explanation.</w:t>
+      </w:r>
+    </w:p>
+    <w:p>
+      <w:pPr>
+        <w:spacing w:line="336" w:lineRule="auto" w:after="180"/>
+        <w:shd w:fill="F5F1FB"/>
+      </w:pPr>
+      <w:r>
+        <w:rPr>
+          <w:b w:val="0"/>
+        </w:rPr>
         <w:t>Four packs contain six counters each. What steps find and show the total?</w:t>
       </w:r>
     </w:p>
@@ -71,7 +89,30 @@
     </w:p>
     <w:p>
       <w:r>
-        <w:t>Use W2: Predict then observe for From a paper algorithm to Python. Record the answer once; the lesson and workbook refer to the same attempt.</w:t>
+        <w:t>Complete the supported From a paper algorithm to Python trace and record the first step you can explain without help.</w:t>
+      </w:r>
+    </w:p>
+    <w:p>
+      <w:pPr>
+        <w:spacing w:line="336" w:lineRule="auto" w:after="180"/>
+      </w:pPr>
+      <w:r>
+        <w:rPr>
+          <w:b w:val="0"/>
+        </w:rPr>
+        <w:t xml:space="preserve">Use W2: Predict then observe for From a paper </w:t>
+      </w:r>
+      <w:r>
+        <w:rPr>
+          <w:b/>
+        </w:rPr>
+        <w:t>algorithm</w:t>
+      </w:r>
+      <w:r>
+        <w:rPr>
+          <w:b w:val="0"/>
+        </w:rPr>
+        <w:t xml:space="preserve"> to Python. Record the answer once; the lesson and workbook refer to the same attempt.</w:t>
       </w:r>
     </w:p>
     <w:tbl>
@@ -199,7 +240,41 @@
     </w:p>
     <w:p>
       <w:r>
-        <w:t>Use the worked case for From a paper algorithm to Python. Proposed explanation: “An equals sign displays the answer”. Decide whether this explanation is supported. Point to the step or supplied fact that decides; explain your repair if needed.</w:t>
+        <w:t>Check the proposed From a paper algorithm to Python explanation against the supplied facts before discussing it.</w:t>
+      </w:r>
+    </w:p>
+    <w:p>
+      <w:pPr>
+        <w:spacing w:line="336" w:lineRule="auto" w:after="180"/>
+      </w:pPr>
+      <w:r>
+        <w:rPr>
+          <w:b w:val="0"/>
+        </w:rPr>
+        <w:t xml:space="preserve">Use the worked case for From a paper </w:t>
+      </w:r>
+      <w:r>
+        <w:rPr>
+          <w:b/>
+        </w:rPr>
+        <w:t>algorithm</w:t>
+      </w:r>
+      <w:r>
+        <w:rPr>
+          <w:b w:val="0"/>
+        </w:rPr>
+        <w:t xml:space="preserve"> to Python. Proposed explanation: “An equals sign displays the answer”. Decide whether this explanation is supported.</w:t>
+      </w:r>
+    </w:p>
+    <w:p>
+      <w:pPr>
+        <w:spacing w:line="336" w:lineRule="auto" w:after="180"/>
+      </w:pPr>
+      <w:r>
+        <w:rPr>
+          <w:b w:val="0"/>
+        </w:rPr>
+        <w:t>Point to the step or supplied fact that decides; explain your repair if needed.</w:t>
       </w:r>
     </w:p>
     <w:p>
@@ -239,6 +314,11 @@
       </w:r>
     </w:p>
     <w:p>
+      <w:r>
+        <w:t>Write one first attempt at the reserved independent case before feedback. Repeated copies of that case refer to the same recorded attempt.</w:t>
+      </w:r>
+    </w:p>
+    <w:p>
       <w:pPr>
         <w:pStyle w:val="Heading3"/>
       </w:pPr>
@@ -247,8 +327,26 @@
       </w:r>
     </w:p>
     <w:p>
-      <w:r>
-        <w:t>Predict the printed value. Change only packs to 5 and predict again. Explain which statements apply a written rule.</w:t>
+      <w:pPr>
+        <w:spacing w:line="336" w:lineRule="auto" w:after="180"/>
+      </w:pPr>
+      <w:r>
+        <w:rPr>
+          <w:b w:val="0"/>
+        </w:rPr>
+        <w:t xml:space="preserve">Predict the printed value. Change only packs to 5 and predict again. Explain which statements apply a </w:t>
+      </w:r>
+      <w:r>
+        <w:rPr>
+          <w:b/>
+        </w:rPr>
+        <w:t>written rule</w:t>
+      </w:r>
+      <w:r>
+        <w:rPr>
+          <w:b w:val="0"/>
+        </w:rPr>
+        <w:t>.</w:t>
       </w:r>
     </w:p>
     <w:p>
@@ -311,7 +409,13 @@
       </w:r>
     </w:p>
     <w:p>
-      <w:r>
+      <w:pPr>
+        <w:spacing w:line="336" w:lineRule="auto" w:after="180"/>
+      </w:pPr>
+      <w:r>
+        <w:rPr>
+          <w:b w:val="0"/>
+        </w:rPr>
         <w:t>Attempt this case before feedback. Record any help. Earlier examples below are further practice; a case already practised with feedback cannot establish fresh transfer.</w:t>
       </w:r>
     </w:p>
@@ -325,6 +429,18 @@
     </w:p>
     <w:p>
       <w:r>
+        <w:t>Connect the paper steps to Python. Apply the supplied From a paper algorithm to Python facts and keep your reasoning.</w:t>
+      </w:r>
+    </w:p>
+    <w:p>
+      <w:pPr>
+        <w:spacing w:line="336" w:lineRule="auto" w:after="180"/>
+        <w:shd w:fill="F5F1FB"/>
+      </w:pPr>
+      <w:r>
+        <w:rPr>
+          <w:b w:val="0"/>
+        </w:rPr>
         <w:t>Write the complete four-line script for 4 packs of 6. Beside each line explain what it does. Which line displays information?</w:t>
       </w:r>
     </w:p>
@@ -376,7 +492,30 @@
     </w:p>
     <w:p>
       <w:r>
-        <w:t>Make records for 4 packs of 6, then 5 packs of 6. Predict before running. Record actual output, any error and what changed. If working on paper, label both results as traces.</w:t>
+        <w:t>Predict then observe. Apply the supplied From a paper algorithm to Python facts and keep your reasoning.</w:t>
+      </w:r>
+    </w:p>
+    <w:p>
+      <w:pPr>
+        <w:spacing w:line="336" w:lineRule="auto" w:after="180"/>
+      </w:pPr>
+      <w:r>
+        <w:rPr>
+          <w:b w:val="0"/>
+        </w:rPr>
+        <w:t xml:space="preserve">Make records for 4 packs of 6, then 5 packs of 6. Predict before running. Record actual </w:t>
+      </w:r>
+      <w:r>
+        <w:rPr>
+          <w:b/>
+        </w:rPr>
+        <w:t>output</w:t>
+      </w:r>
+      <w:r>
+        <w:rPr>
+          <w:b w:val="0"/>
+        </w:rPr>
+        <w:t>, any error and what changed. If working on paper, label both results as traces.</w:t>
       </w:r>
     </w:p>
     <w:p>
@@ -427,6 +566,17 @@
     </w:p>
     <w:p>
       <w:r>
+        <w:t>Explain an order error. Apply the supplied From a paper algorithm to Python facts and keep your reasoning.</w:t>
+      </w:r>
+    </w:p>
+    <w:p>
+      <w:pPr>
+        <w:spacing w:line="336" w:lineRule="auto" w:after="180"/>
+      </w:pPr>
+      <w:r>
+        <w:rPr>
+          <w:b w:val="0"/>
+        </w:rPr>
         <w:t>Move print(total) to the first line of a fresh script. Predict what happens and why. Put the lines back into an order that meets the requirement.</w:t>
       </w:r>
     </w:p>
@@ -478,7 +628,30 @@
     </w:p>
     <w:p>
       <w:r>
-        <w:t>A fictional shelf has 3 trays of 7 tiles each. Write a four-line Python script using trays, per_tray and tiles. Predict its output. Then change only trays to 0 and predict again. Explain why adding the two quantities is wrong.</w:t>
+        <w:t>Attempt before feedback. If this repeats the selected independent case, reuse that first attempt; otherwise keep a separate record. Transfer the procedure independently. Apply the supplied From a paper algorithm to Python facts and keep your reasoning.</w:t>
+      </w:r>
+    </w:p>
+    <w:p>
+      <w:pPr>
+        <w:spacing w:line="336" w:lineRule="auto" w:after="180"/>
+      </w:pPr>
+      <w:r>
+        <w:rPr>
+          <w:b w:val="0"/>
+        </w:rPr>
+        <w:t xml:space="preserve">A fictional shelf has 3 trays of 7 tiles each. Write a four-line Python script using trays, per_tray and tiles. Predict its </w:t>
+      </w:r>
+      <w:r>
+        <w:rPr>
+          <w:b/>
+        </w:rPr>
+        <w:t>output</w:t>
+      </w:r>
+      <w:r>
+        <w:rPr>
+          <w:b w:val="0"/>
+        </w:rPr>
+        <w:t>. Then change only trays to 0 and predict again. Explain why adding the two quantities is wrong.</w:t>
       </w:r>
     </w:p>
     <w:p>
@@ -534,7 +707,30 @@
     </w:p>
     <w:p>
       <w:r>
-        <w:t>Explain the difference between a successful run and a correct calculation. State one limit of this program and what you would keep so another person can check your work.</w:t>
+        <w:t>Keep an honest conclusion. Apply the supplied From a paper algorithm to Python facts and keep your reasoning.</w:t>
+      </w:r>
+    </w:p>
+    <w:p>
+      <w:pPr>
+        <w:spacing w:line="336" w:lineRule="auto" w:after="180"/>
+      </w:pPr>
+      <w:r>
+        <w:rPr>
+          <w:b w:val="0"/>
+        </w:rPr>
+        <w:t xml:space="preserve">Explain the difference between a successful run and a correct calculation. State one limit of this </w:t>
+      </w:r>
+      <w:r>
+        <w:rPr>
+          <w:b/>
+        </w:rPr>
+        <w:t>program</w:t>
+      </w:r>
+      <w:r>
+        <w:rPr>
+          <w:b w:val="0"/>
+        </w:rPr>
+        <w:t xml:space="preserve"> and what you would keep so another person can check your work.</w:t>
       </w:r>
     </w:p>
     <w:p>
@@ -585,7 +781,77 @@
     </w:p>
     <w:p>
       <w:r>
-        <w:t>Add a labelled from a paper algorithm to python evidence sheet to Python readiness portfolio. Show how you can translate a short paper calculation into a python script. Use the supplied fictional case and keep its inputs, intermediate steps, calculation or prediction, and limitation. Connect this record to last week’s record; a matching answer without a trace is insufficient.</w:t>
+        <w:t>Connect From a paper algorithm to Python to Python readiness portfolio, identify a limit and choose the next useful test.</w:t>
+      </w:r>
+    </w:p>
+    <w:p>
+      <w:pPr>
+        <w:spacing w:line="336" w:lineRule="auto" w:after="180"/>
+      </w:pPr>
+      <w:r>
+        <w:rPr>
+          <w:b w:val="0"/>
+        </w:rPr>
+        <w:t xml:space="preserve">Add a labelled from a paper </w:t>
+      </w:r>
+      <w:r>
+        <w:rPr>
+          <w:b/>
+        </w:rPr>
+        <w:t>algorithm</w:t>
+      </w:r>
+      <w:r>
+        <w:rPr>
+          <w:b w:val="0"/>
+        </w:rPr>
+        <w:t xml:space="preserve"> to python </w:t>
+      </w:r>
+      <w:r>
+        <w:rPr>
+          <w:b/>
+        </w:rPr>
+        <w:t>evidence</w:t>
+      </w:r>
+      <w:r>
+        <w:rPr>
+          <w:b w:val="0"/>
+        </w:rPr>
+        <w:t xml:space="preserve"> sheet to Python readiness portfolio. Show how you can translate a short paper calculation into a python script.</w:t>
+      </w:r>
+    </w:p>
+    <w:p>
+      <w:pPr>
+        <w:spacing w:line="336" w:lineRule="auto" w:after="180"/>
+      </w:pPr>
+      <w:r>
+        <w:rPr>
+          <w:b w:val="0"/>
+        </w:rPr>
+        <w:t xml:space="preserve">Use the supplied fictional case and keep its </w:t>
+      </w:r>
+      <w:r>
+        <w:rPr>
+          <w:b/>
+        </w:rPr>
+        <w:t>input</w:t>
+      </w:r>
+      <w:r>
+        <w:rPr>
+          <w:b w:val="0"/>
+        </w:rPr>
+        <w:t xml:space="preserve">s, intermediate steps, calculation or </w:t>
+      </w:r>
+      <w:r>
+        <w:rPr>
+          <w:b/>
+        </w:rPr>
+        <w:t>prediction</w:t>
+      </w:r>
+      <w:r>
+        <w:rPr>
+          <w:b w:val="0"/>
+        </w:rPr>
+        <w:t>, and limitation. Connect this record to last week’s record; a matching answer without a trace is insufficient.</w:t>
       </w:r>
     </w:p>
     <w:p>
@@ -632,6 +898,11 @@
       </w:pPr>
       <w:r>
         <w:t>11. Feedback, return check and learning record</w:t>
+      </w:r>
+    </w:p>
+    <w:p>
+      <w:r>
+        <w:t>Record the first repaired step and a different case to revisit after a delay.</w:t>
       </w:r>
     </w:p>
     <w:tbl>
@@ -771,7 +1042,13 @@
       </w:tr>
     </w:tbl>
     <w:p>
-      <w:r>
+      <w:pPr>
+        <w:spacing w:line="336" w:lineRule="auto" w:after="180"/>
+      </w:pPr>
+      <w:r>
+        <w:rPr>
+          <w:b w:val="0"/>
+        </w:rPr>
         <w:t>Revisit this idea with your teacher after a delay. Familiarity is different from explaining and using it on a changed case.</w:t>
       </w:r>
     </w:p>
@@ -785,11 +1062,40 @@
     </w:p>
     <w:p>
       <w:r>
-        <w:t>Convert a seed-count algorithm. The paper plan counts seeds in identical trays, then adds a labelled spare tray.</w:t>
+        <w:t>Convert a seed-count algorithm. The paper plan counts seeds in identical trays, then adds a labelled spare tray. Explain the labelled step before checking the changed condition.</w:t>
       </w:r>
     </w:p>
     <w:p>
-      <w:r>
+      <w:pPr>
+        <w:spacing w:line="336" w:lineRule="auto" w:after="180"/>
+      </w:pPr>
+      <w:r>
+        <w:rPr>
+          <w:b w:val="0"/>
+        </w:rPr>
+        <w:t xml:space="preserve">Convert a seed-count </w:t>
+      </w:r>
+      <w:r>
+        <w:rPr>
+          <w:b/>
+        </w:rPr>
+        <w:t>algorithm</w:t>
+      </w:r>
+      <w:r>
+        <w:rPr>
+          <w:b w:val="0"/>
+        </w:rPr>
+        <w:t>. The paper plan counts seeds in identical trays, then adds a labelled spare tray.</w:t>
+      </w:r>
+    </w:p>
+    <w:p>
+      <w:pPr>
+        <w:spacing w:line="336" w:lineRule="auto" w:after="180"/>
+      </w:pPr>
+      <w:r>
+        <w:rPr>
+          <w:b w:val="0"/>
+        </w:rPr>
         <w:t>Python 3: trays=4; per_tray=6; spare=2; total=trays*per_tray+spare; print(total). All quantities count seeds.</w:t>
       </w:r>
     </w:p>
@@ -830,7 +1136,14 @@
       </w:r>
     </w:p>
     <w:p>
-      <w:r>
+      <w:pPr>
+        <w:spacing w:line="336" w:lineRule="auto" w:after="180"/>
+        <w:shd w:fill="F5F1FB"/>
+      </w:pPr>
+      <w:r>
+        <w:rPr>
+          <w:b w:val="0"/>
+        </w:rPr>
         <w:t>Match each paper quantity to its Python name. Why does the spare count get added once, and what prints when spare is five?</w:t>
       </w:r>
     </w:p>
@@ -873,13 +1186,81 @@
       </w:r>
     </w:p>
     <w:p>
-      <w:r>
-        <w:t>Support used: alone / hint / worked example. This record is practice evidence.</w:t>
+      <w:pPr>
+        <w:pStyle w:val="Heading3"/>
+      </w:pPr>
+      <w:r>
+        <w:t>Record the help used</w:t>
       </w:r>
     </w:p>
     <w:p>
-      <w:r>
-        <w:t>Project connection: For Python readiness before the Responsible Plant Classifier, retain a trace of the values, the predicted outputs and the changed-case explanation. Use actual Python 3 results to check the prediction after reasoning first.</w:t>
+      <w:pPr>
+        <w:spacing w:line="336" w:lineRule="auto" w:after="180"/>
+        <w:shd w:fill="F1F6F8"/>
+      </w:pPr>
+      <w:r>
+        <w:rPr>
+          <w:b w:val="0"/>
+        </w:rPr>
+        <w:t xml:space="preserve">Support used: alone / hint / worked example. This record is practice </w:t>
+      </w:r>
+      <w:r>
+        <w:rPr>
+          <w:b/>
+        </w:rPr>
+        <w:t>evidence</w:t>
+      </w:r>
+      <w:r>
+        <w:rPr>
+          <w:b w:val="0"/>
+        </w:rPr>
+        <w:t>.</w:t>
+      </w:r>
+    </w:p>
+    <w:p>
+      <w:pPr>
+        <w:spacing w:line="336" w:lineRule="auto" w:after="180"/>
+      </w:pPr>
+      <w:r>
+        <w:rPr>
+          <w:b w:val="0"/>
+        </w:rPr>
+        <w:t xml:space="preserve">Project connection: For Python readiness before the Responsible Plant Classifier, retain a trace of the values, the predicted </w:t>
+      </w:r>
+      <w:r>
+        <w:rPr>
+          <w:b/>
+        </w:rPr>
+        <w:t>output</w:t>
+      </w:r>
+      <w:r>
+        <w:rPr>
+          <w:b w:val="0"/>
+        </w:rPr>
+        <w:t>s and the changed-case explanation.</w:t>
+      </w:r>
+    </w:p>
+    <w:p>
+      <w:pPr>
+        <w:spacing w:line="336" w:lineRule="auto" w:after="180"/>
+      </w:pPr>
+      <w:r>
+        <w:rPr>
+          <w:b w:val="0"/>
+        </w:rPr>
+        <w:t xml:space="preserve">Use actual Python 3 results to check the </w:t>
+      </w:r>
+      <w:r>
+        <w:rPr>
+          <w:b/>
+        </w:rPr>
+        <w:t>prediction</w:t>
+      </w:r>
+      <w:r>
+        <w:rPr>
+          <w:b w:val="0"/>
+        </w:rPr>
+        <w:t xml:space="preserve"> after reasoning first.</w:t>
       </w:r>
     </w:p>
     <w:p>
@@ -892,17 +1273,100 @@
     </w:p>
     <w:p>
       <w:r>
-        <w:t>Project: Python readiness portfolio</w:t>
+        <w:t>Keep this week’s input, deciding step, result and limit together in the Python readiness portfolio record.</w:t>
       </w:r>
     </w:p>
     <w:p>
-      <w:r>
-        <w:t>Current milestone: Python readiness portfolio. Keep runnable code, predictions, actual outputs, one repaired error and an explanation of a function on changed inputs.</w:t>
+      <w:pPr>
+        <w:spacing w:line="336" w:lineRule="auto" w:after="180"/>
+      </w:pPr>
+      <w:r>
+        <w:rPr>
+          <w:b w:val="0"/>
+        </w:rPr>
+        <w:t>Project: Python readiness portfolio</w:t>
       </w:r>
     </w:p>
     <w:p>
-      <w:r>
-        <w:t>For Python readiness before the Responsible Plant Classifier, retain a trace of the values, the predicted outputs and the changed-case explanation. Use actual Python 3 results to check the prediction after reasoning first.</w:t>
+      <w:pPr>
+        <w:spacing w:line="336" w:lineRule="auto" w:after="180"/>
+      </w:pPr>
+      <w:r>
+        <w:rPr>
+          <w:b w:val="0"/>
+        </w:rPr>
+        <w:t xml:space="preserve">Current milestone: Python readiness portfolio. Keep runnable code, </w:t>
+      </w:r>
+      <w:r>
+        <w:rPr>
+          <w:b/>
+        </w:rPr>
+        <w:t>prediction</w:t>
+      </w:r>
+      <w:r>
+        <w:rPr>
+          <w:b w:val="0"/>
+        </w:rPr>
+        <w:t xml:space="preserve">s, actual </w:t>
+      </w:r>
+      <w:r>
+        <w:rPr>
+          <w:b/>
+        </w:rPr>
+        <w:t>output</w:t>
+      </w:r>
+      <w:r>
+        <w:rPr>
+          <w:b w:val="0"/>
+        </w:rPr>
+        <w:t xml:space="preserve">s, one repaired error and an explanation of a function on changed </w:t>
+      </w:r>
+      <w:r>
+        <w:rPr>
+          <w:b/>
+        </w:rPr>
+        <w:t>input</w:t>
+      </w:r>
+      <w:r>
+        <w:rPr>
+          <w:b w:val="0"/>
+        </w:rPr>
+        <w:t>s.</w:t>
+      </w:r>
+    </w:p>
+    <w:p>
+      <w:pPr>
+        <w:spacing w:line="336" w:lineRule="auto" w:after="180"/>
+      </w:pPr>
+      <w:r>
+        <w:rPr>
+          <w:b w:val="0"/>
+        </w:rPr>
+        <w:t xml:space="preserve">For Python readiness before the Responsible Plant Classifier, retain a trace of the values, the predicted </w:t>
+      </w:r>
+      <w:r>
+        <w:rPr>
+          <w:b/>
+        </w:rPr>
+        <w:t>output</w:t>
+      </w:r>
+      <w:r>
+        <w:rPr>
+          <w:b w:val="0"/>
+        </w:rPr>
+        <w:t xml:space="preserve">s and the changed-case explanation. Use actual Python 3 results to check the </w:t>
+      </w:r>
+      <w:r>
+        <w:rPr>
+          <w:b/>
+        </w:rPr>
+        <w:t>prediction</w:t>
+      </w:r>
+      <w:r>
+        <w:rPr>
+          <w:b w:val="0"/>
+        </w:rPr>
+        <w:t xml:space="preserve"> after reasoning first.</w:t>
       </w:r>
     </w:p>
     <w:tbl>
@@ -1064,12 +1528,41 @@
     </w:p>
     <w:p>
       <w:r>
-        <w:t>Use this supported practice once, in the browser or on paper. Keep the reserved independent assessment for a separate first attempt before teacher feedback.</w:t>
+        <w:t>Try the supported questions before comparing with hints and feedback. Record what you repaired and the evidence you retained.</w:t>
       </w:r>
     </w:p>
     <w:p>
-      <w:r>
-        <w:t>Convert a seed-count algorithm. The paper plan counts seeds in identical trays, then adds a labelled spare tray.</w:t>
+      <w:pPr>
+        <w:spacing w:line="336" w:lineRule="auto" w:after="180"/>
+      </w:pPr>
+      <w:r>
+        <w:rPr>
+          <w:b w:val="0"/>
+        </w:rPr>
+        <w:t>Use this supported practice once, in the browser or on paper. Keep the reserved independent assessment for a separate first attempt before teacher feedback.</w:t>
+      </w:r>
+    </w:p>
+    <w:p>
+      <w:pPr>
+        <w:spacing w:line="336" w:lineRule="auto" w:after="180"/>
+      </w:pPr>
+      <w:r>
+        <w:rPr>
+          <w:b w:val="0"/>
+        </w:rPr>
+        <w:t xml:space="preserve">Convert a seed-count </w:t>
+      </w:r>
+      <w:r>
+        <w:rPr>
+          <w:b/>
+        </w:rPr>
+        <w:t>algorithm</w:t>
+      </w:r>
+      <w:r>
+        <w:rPr>
+          <w:b w:val="0"/>
+        </w:rPr>
+        <w:t>. The paper plan counts seeds in identical trays, then adds a labelled spare tray.</w:t>
       </w:r>
     </w:p>
     <w:p>
@@ -1081,22 +1574,67 @@
       </w:r>
     </w:p>
     <w:p>
-      <w:r>
+      <w:pPr>
+        <w:spacing w:line="336" w:lineRule="auto" w:after="180"/>
+      </w:pPr>
+      <w:r>
+        <w:rPr>
+          <w:b w:val="0"/>
+        </w:rPr>
         <w:t>Which labelled step matches this detail? 4*6+2 is 26; total stores 26 and print displays it.</w:t>
       </w:r>
     </w:p>
     <w:p>
-      <w:r>
-        <w:t>1. Trace the assignment</w:t>
+      <w:pPr>
+        <w:spacing w:line="336" w:lineRule="auto" w:after="180"/>
+        <w:shd w:fill="F4F9FC"/>
+      </w:pPr>
+      <w:r>
+        <w:rPr>
+          <w:b w:val="0"/>
+        </w:rPr>
+        <w:t xml:space="preserve">1. Trace the </w:t>
+      </w:r>
+      <w:r>
+        <w:rPr>
+          <w:b/>
+        </w:rPr>
+        <w:t>assignment</w:t>
       </w:r>
     </w:p>
     <w:p>
-      <w:r>
-        <w:t>2. Name the inputs</w:t>
+      <w:pPr>
+        <w:spacing w:line="336" w:lineRule="auto" w:after="180"/>
+        <w:shd w:fill="F4F9FC"/>
+      </w:pPr>
+      <w:r>
+        <w:rPr>
+          <w:b w:val="0"/>
+        </w:rPr>
+        <w:t xml:space="preserve">2. Name the </w:t>
+      </w:r>
+      <w:r>
+        <w:rPr>
+          <w:b/>
+        </w:rPr>
+        <w:t>input</w:t>
+      </w:r>
+      <w:r>
+        <w:rPr>
+          <w:b w:val="0"/>
+        </w:rPr>
+        <w:t>s</w:t>
       </w:r>
     </w:p>
     <w:p>
-      <w:r>
+      <w:pPr>
+        <w:spacing w:line="336" w:lineRule="auto" w:after="180"/>
+        <w:shd w:fill="F4F9FC"/>
+      </w:pPr>
+      <w:r>
+        <w:rPr>
+          <w:b w:val="0"/>
+        </w:rPr>
         <w:t>3. Translate the plan</w:t>
       </w:r>
     </w:p>
@@ -1134,13 +1672,23 @@
       </w:r>
     </w:p>
     <w:p>
-      <w:r>
-        <w:t>Hint if needed: Read the steps in the pictorial case. Match the supplied detail to the stage that performs or records it.</w:t>
+      <w:pPr>
+        <w:pStyle w:val="Heading3"/>
+      </w:pPr>
+      <w:r>
+        <w:t>Hint · try first</w:t>
       </w:r>
     </w:p>
     <w:p>
-      <w:r>
-        <w:t>After your attempt, compare with the supported explanation: Trace the assignment 4*6+2 is 26; total stores 26 and print displays it. Python follows the arithmetic instructions. This translation automates a declared counting rule; it does not train a model from examples.</w:t>
+      <w:pPr>
+        <w:spacing w:line="336" w:lineRule="auto" w:after="180"/>
+        <w:shd w:fill="F1F6F8"/>
+      </w:pPr>
+      <w:r>
+        <w:rPr>
+          <w:b w:val="0"/>
+        </w:rPr>
+        <w:t>Hint if needed: Read the steps in the pictorial case. Match the supplied detail to the stage that performs or records it.</w:t>
       </w:r>
     </w:p>
     <w:p>
@@ -1148,27 +1696,43 @@
         <w:pStyle w:val="Heading3"/>
       </w:pPr>
       <w:r>
-        <w:t>Practice 2: explain the deciding evidence</w:t>
+        <w:t>Feedback · compare after trying</w:t>
       </w:r>
     </w:p>
     <w:p>
-      <w:r>
-        <w:t>Changed-case practice: Change spare to 5 while keeping both tray inputs fixed. Which conclusion is supported by the supplied facts?</w:t>
+      <w:pPr>
+        <w:spacing w:line="336" w:lineRule="auto" w:after="180"/>
+        <w:shd w:fill="F1F6FC"/>
+      </w:pPr>
+      <w:r>
+        <w:rPr>
+          <w:b w:val="0"/>
+        </w:rPr>
+        <w:t xml:space="preserve">After your attempt, compare with the supported explanation: Trace the </w:t>
+      </w:r>
+      <w:r>
+        <w:rPr>
+          <w:b/>
+        </w:rPr>
+        <w:t>assignment</w:t>
+      </w:r>
+      <w:r>
+        <w:rPr>
+          <w:b w:val="0"/>
+        </w:rPr>
+        <w:t xml:space="preserve"> 4*6+2 is 26; total stores 26 and print displays it. Python follows the arithmetic instructions.</w:t>
       </w:r>
     </w:p>
     <w:p>
-      <w:r>
-        <w:t>1. The printed total becomes 29.</w:t>
-      </w:r>
-    </w:p>
-    <w:p>
-      <w:r>
-        <w:t>2. We can decide the result without examining the changed input or the procedure.</w:t>
-      </w:r>
-    </w:p>
-    <w:p>
-      <w:r>
-        <w:t>3. This one example guarantees correct results for every future input.</w:t>
+      <w:pPr>
+        <w:spacing w:line="336" w:lineRule="auto" w:after="180"/>
+        <w:shd w:fill="F1F6FC"/>
+      </w:pPr>
+      <w:r>
+        <w:rPr>
+          <w:b w:val="0"/>
+        </w:rPr>
+        <w:t>This translation automates a declared counting rule; it does not train a model from examples.</w:t>
       </w:r>
     </w:p>
     <w:p>
@@ -1176,42 +1740,7 @@
         <w:pStyle w:val="Heading3"/>
       </w:pPr>
       <w:r>
-        <w:t>My selected conclusion, deciding fact and explanation</w:t>
-      </w:r>
-    </w:p>
-    <w:p>
-      <w:r>
-        <w:t>________________________________________________________________</w:t>
-      </w:r>
-    </w:p>
-    <w:p>
-      <w:r>
-        <w:t>________________________________________________________________</w:t>
-      </w:r>
-    </w:p>
-    <w:p>
-      <w:r>
-        <w:t>________________________________________________________________</w:t>
-      </w:r>
-    </w:p>
-    <w:p>
-      <w:r>
-        <w:t>________________________________________________________________</w:t>
-      </w:r>
-    </w:p>
-    <w:p>
-      <w:r>
-        <w:t>________________________________________________________________</w:t>
-      </w:r>
-    </w:p>
-    <w:p>
-      <w:r>
-        <w:t>Hint if needed: Use the changed condition and the deciding step in the pictorial trace. The answer must say what follows from those facts.</w:t>
-      </w:r>
-    </w:p>
-    <w:p>
-      <w:r>
-        <w:t>After your attempt, compare with the supported explanation: The printed total becomes 29. 4*6 remains 24; adding five gives 29.</w:t>
+        <w:t>Practice 2: explain the deciding evidence</w:t>
       </w:r>
     </w:p>
     <w:p>
@@ -1219,12 +1748,91 @@
         <w:pStyle w:val="Heading3"/>
       </w:pPr>
       <w:r>
-        <w:t>Repair a missing building block</w:t>
+        <w:t>Changed case · predict first</w:t>
       </w:r>
     </w:p>
     <w:p>
-      <w:r>
-        <w:t>Review Debugging Strategies (ai-2/6). Goal: Design revealing tests for a function. Short practice: Which test most directly isolates the handling of loose books, and what should it produce?. Return to this week and explain what you changed.</w:t>
+      <w:pPr>
+        <w:spacing w:line="336" w:lineRule="auto" w:after="180"/>
+        <w:shd w:fill="F5F1FB"/>
+      </w:pPr>
+      <w:r>
+        <w:rPr>
+          <w:b w:val="0"/>
+        </w:rPr>
+        <w:t xml:space="preserve">Changed-case practice: Change spare to 5 while keeping both tray </w:t>
+      </w:r>
+      <w:r>
+        <w:rPr>
+          <w:b/>
+        </w:rPr>
+        <w:t>input</w:t>
+      </w:r>
+      <w:r>
+        <w:rPr>
+          <w:b w:val="0"/>
+        </w:rPr>
+        <w:t>s fixed. Which conclusion is supported by the supplied facts?</w:t>
+      </w:r>
+    </w:p>
+    <w:p>
+      <w:pPr>
+        <w:spacing w:line="336" w:lineRule="auto" w:after="180"/>
+        <w:shd w:fill="F4F9FC"/>
+      </w:pPr>
+      <w:r>
+        <w:rPr>
+          <w:b w:val="0"/>
+        </w:rPr>
+        <w:t>1. The printed total becomes 29.</w:t>
+      </w:r>
+    </w:p>
+    <w:p>
+      <w:pPr>
+        <w:spacing w:line="336" w:lineRule="auto" w:after="180"/>
+        <w:shd w:fill="F4F9FC"/>
+      </w:pPr>
+      <w:r>
+        <w:rPr>
+          <w:b w:val="0"/>
+        </w:rPr>
+        <w:t xml:space="preserve">2. We can decide the result without examining the changed </w:t>
+      </w:r>
+      <w:r>
+        <w:rPr>
+          <w:b/>
+        </w:rPr>
+        <w:t>input</w:t>
+      </w:r>
+      <w:r>
+        <w:rPr>
+          <w:b w:val="0"/>
+        </w:rPr>
+        <w:t xml:space="preserve"> or the procedure.</w:t>
+      </w:r>
+    </w:p>
+    <w:p>
+      <w:pPr>
+        <w:spacing w:line="336" w:lineRule="auto" w:after="180"/>
+        <w:shd w:fill="F4F9FC"/>
+      </w:pPr>
+      <w:r>
+        <w:rPr>
+          <w:b w:val="0"/>
+        </w:rPr>
+        <w:t xml:space="preserve">3. This one example guarantees correct results for every future </w:t>
+      </w:r>
+      <w:r>
+        <w:rPr>
+          <w:b/>
+        </w:rPr>
+        <w:t>input</w:t>
+      </w:r>
+      <w:r>
+        <w:rPr>
+          <w:b w:val="0"/>
+        </w:rPr>
+        <w:t>.</w:t>
       </w:r>
     </w:p>
     <w:p>
@@ -1232,12 +1840,32 @@
         <w:pStyle w:val="Heading3"/>
       </w:pPr>
       <w:r>
-        <w:t>Predict, run and debug</w:t>
+        <w:t>My selected conclusion, deciding fact and explanation</w:t>
       </w:r>
     </w:p>
     <w:p>
       <w:r>
-        <w:t>The browser lab lets you edit the supported Python examples already included in this lesson. Predict first, run, inspect the actual output or error, change one input, then run again. Keep code, predictions, actual results and a reasoned revision together. On paper, label your result as a trace rather than an execution.</w:t>
+        <w:t>________________________________________________________________</w:t>
+      </w:r>
+    </w:p>
+    <w:p>
+      <w:r>
+        <w:t>________________________________________________________________</w:t>
+      </w:r>
+    </w:p>
+    <w:p>
+      <w:r>
+        <w:t>________________________________________________________________</w:t>
+      </w:r>
+    </w:p>
+    <w:p>
+      <w:r>
+        <w:t>________________________________________________________________</w:t>
+      </w:r>
+    </w:p>
+    <w:p>
+      <w:r>
+        <w:t>________________________________________________________________</w:t>
       </w:r>
     </w:p>
     <w:p>
@@ -1245,12 +1873,19 @@
         <w:pStyle w:val="Heading3"/>
       </w:pPr>
       <w:r>
-        <w:t>Keep your completed work</w:t>
+        <w:t>Hint · try first</w:t>
       </w:r>
     </w:p>
     <w:p>
-      <w:r>
-        <w:t>Use Download completed work in the hosted lesson to export your answers, reflections, practice feedback and code-run evidence. Open the HTML copy to read or print it. Drafts stay in this browser when storage is available; clear drafts on a shared device.</w:t>
+      <w:pPr>
+        <w:spacing w:line="336" w:lineRule="auto" w:after="180"/>
+        <w:shd w:fill="F1F6F8"/>
+      </w:pPr>
+      <w:r>
+        <w:rPr>
+          <w:b w:val="0"/>
+        </w:rPr>
+        <w:t>Hint if needed: Use the changed condition and the deciding step in the pictorial trace. The answer must say what follows from those facts.</w:t>
       </w:r>
     </w:p>
     <w:p>
@@ -1258,12 +1893,917 @@
         <w:pStyle w:val="Heading3"/>
       </w:pPr>
       <w:r>
-        <w:t>What I repaired, the evidence I kept and the next test</w:t>
+        <w:t>Feedback · compare after trying</w:t>
       </w:r>
     </w:p>
     <w:p>
+      <w:pPr>
+        <w:spacing w:line="336" w:lineRule="auto" w:after="180"/>
+        <w:shd w:fill="F1F6FC"/>
+      </w:pPr>
+      <w:r>
+        <w:rPr>
+          <w:b w:val="0"/>
+        </w:rPr>
+        <w:t>After your attempt, compare with the supported explanation: The printed total becomes 29. 4*6 remains 24; adding five gives 29.</w:t>
+      </w:r>
+    </w:p>
+    <w:p>
+      <w:pPr>
+        <w:pStyle w:val="Heading3"/>
+      </w:pPr>
+      <w:r>
+        <w:t>Repair a missing building block</w:t>
+      </w:r>
+    </w:p>
+    <w:p>
+      <w:pPr>
+        <w:spacing w:line="336" w:lineRule="auto" w:after="180"/>
+      </w:pPr>
+      <w:r>
+        <w:rPr>
+          <w:b w:val="0"/>
+        </w:rPr>
+        <w:t>Review Debugging Strategies (ai-2/6). Goal: Design revealing tests for a function. Short practice: Which test most directly isolates the handling of loose books, and what should it produce?.</w:t>
+      </w:r>
+    </w:p>
+    <w:p>
+      <w:pPr>
+        <w:spacing w:line="336" w:lineRule="auto" w:after="180"/>
+      </w:pPr>
+      <w:r>
+        <w:rPr>
+          <w:b w:val="0"/>
+        </w:rPr>
+        <w:t>Return to this week and explain what you changed.</w:t>
+      </w:r>
+    </w:p>
+    <w:p>
+      <w:pPr>
+        <w:pStyle w:val="Heading3"/>
+      </w:pPr>
+      <w:r>
+        <w:t>Predict, run and debug</w:t>
+      </w:r>
+    </w:p>
+    <w:p>
+      <w:pPr>
+        <w:spacing w:line="336" w:lineRule="auto" w:after="180"/>
+      </w:pPr>
+      <w:r>
+        <w:rPr>
+          <w:b w:val="0"/>
+        </w:rPr>
+        <w:t xml:space="preserve">The browser lab lets you edit the supported Python examples already included in this lesson. Predict first, run, inspect the actual </w:t>
+      </w:r>
+      <w:r>
+        <w:rPr>
+          <w:b/>
+        </w:rPr>
+        <w:t>output</w:t>
+      </w:r>
+      <w:r>
+        <w:rPr>
+          <w:b w:val="0"/>
+        </w:rPr>
+        <w:t xml:space="preserve"> or error, change one </w:t>
+      </w:r>
+      <w:r>
+        <w:rPr>
+          <w:b/>
+        </w:rPr>
+        <w:t>input</w:t>
+      </w:r>
+      <w:r>
+        <w:rPr>
+          <w:b w:val="0"/>
+        </w:rPr>
+        <w:t>, then run again.</w:t>
+      </w:r>
+    </w:p>
+    <w:p>
+      <w:pPr>
+        <w:spacing w:line="336" w:lineRule="auto" w:after="180"/>
+      </w:pPr>
+      <w:r>
+        <w:rPr>
+          <w:b w:val="0"/>
+        </w:rPr>
+        <w:t xml:space="preserve">Keep code, </w:t>
+      </w:r>
+      <w:r>
+        <w:rPr>
+          <w:b/>
+        </w:rPr>
+        <w:t>prediction</w:t>
+      </w:r>
+      <w:r>
+        <w:rPr>
+          <w:b w:val="0"/>
+        </w:rPr>
+        <w:t>s, actual results and a reasoned revision together. On paper, label your result as a trace rather than an execution.</w:t>
+      </w:r>
+    </w:p>
+    <w:p>
+      <w:pPr>
+        <w:pStyle w:val="Heading3"/>
+      </w:pPr>
+      <w:r>
+        <w:t>Keep your completed work</w:t>
+      </w:r>
+    </w:p>
+    <w:p>
+      <w:pPr>
+        <w:spacing w:line="336" w:lineRule="auto" w:after="180"/>
+      </w:pPr>
+      <w:r>
+        <w:rPr>
+          <w:b w:val="0"/>
+        </w:rPr>
+        <w:t xml:space="preserve">Use Download completed work in the hosted lesson to export your answers, reflections, practice feedback and code-run </w:t>
+      </w:r>
+      <w:r>
+        <w:rPr>
+          <w:b/>
+        </w:rPr>
+        <w:t>evidence</w:t>
+      </w:r>
+      <w:r>
+        <w:rPr>
+          <w:b w:val="0"/>
+        </w:rPr>
+        <w:t>. Open the HTML copy to read or print it.</w:t>
+      </w:r>
+    </w:p>
+    <w:p>
+      <w:pPr>
+        <w:spacing w:line="336" w:lineRule="auto" w:after="180"/>
+      </w:pPr>
+      <w:r>
+        <w:rPr>
+          <w:b w:val="0"/>
+        </w:rPr>
+        <w:t>Drafts stay in this browser when storage is available; clear drafts on a shared device.</w:t>
+      </w:r>
+    </w:p>
+    <w:p>
+      <w:pPr>
+        <w:pStyle w:val="Heading3"/>
+      </w:pPr>
+      <w:r>
+        <w:t>What I repaired, the evidence I kept and the next test</w:t>
+      </w:r>
+    </w:p>
+    <w:p>
       <w:r>
         <w:t>________________________________________________________________</w:t>
+      </w:r>
+    </w:p>
+    <w:p>
+      <w:r>
+        <w:t>________________________________________________________________</w:t>
+      </w:r>
+    </w:p>
+    <w:p>
+      <w:r>
+        <w:t>________________________________________________________________</w:t>
+      </w:r>
+    </w:p>
+    <w:p>
+      <w:r>
+        <w:t>________________________________________________________________</w:t>
+      </w:r>
+    </w:p>
+    <w:p>
+      <w:r>
+        <w:t>________________________________________________________________</w:t>
+      </w:r>
+    </w:p>
+    <w:p>
+      <w:pPr>
+        <w:pStyle w:val="Heading1"/>
+      </w:pPr>
+      <w:r>
+        <w:t>15. Visual concept journey</w:t>
+      </w:r>
+    </w:p>
+    <w:p>
+      <w:r>
+        <w:t>Explain each From a paper algorithm to Python picture from its labels, then record a relevant limit.</w:t>
+      </w:r>
+    </w:p>
+    <w:p>
+      <w:pPr>
+        <w:pStyle w:val="Heading3"/>
+      </w:pPr>
+      <w:r>
+        <w:t>01. From a paper algorithm to Python: the case</w:t>
+      </w:r>
+    </w:p>
+    <w:p>
+      <w:r>
+        <w:drawing>
+          <wp:inline xmlns:a="http://schemas.openxmlformats.org/drawingml/2006/main" xmlns:pic="http://schemas.openxmlformats.org/drawingml/2006/picture">
+            <wp:extent cx="5486400" cy="2834640"/>
+            <wp:docPr id="2" name="Picture 2" descr="Convert a seed-count algorithm. The paper plan counts seeds in identical trays, then adds a labelled spare tray. Supplied facts: Python 3: trays=4; per_tray=6; spare=2; total=trays*per_tray+spare; print(total). All quantities count seeds."/>
+            <wp:cNvGraphicFramePr>
+              <a:graphicFrameLocks noChangeAspect="1"/>
+            </wp:cNvGraphicFramePr>
+            <a:graphic>
+              <a:graphicData uri="http://schemas.openxmlformats.org/drawingml/2006/picture">
+                <pic:pic>
+                  <pic:nvPicPr>
+                    <pic:cNvPr id="0" name="academy-story-python-bridge-1-01.png"/>
+                    <pic:cNvPicPr/>
+                  </pic:nvPicPr>
+                  <pic:blipFill>
+                    <a:blip r:embed="rId10"/>
+                    <a:stretch>
+                      <a:fillRect/>
+                    </a:stretch>
+                  </pic:blipFill>
+                  <pic:spPr>
+                    <a:xfrm>
+                      <a:off x="0" y="0"/>
+                      <a:ext cx="5486400" cy="2834640"/>
+                    </a:xfrm>
+                    <a:prstGeom prst="rect"/>
+                  </pic:spPr>
+                </pic:pic>
+              </a:graphicData>
+            </a:graphic>
+          </wp:inline>
+        </w:drawing>
+      </w:r>
+    </w:p>
+    <w:p>
+      <w:pPr>
+        <w:spacing w:line="336" w:lineRule="auto" w:after="180"/>
+      </w:pPr>
+      <w:r>
+        <w:rPr>
+          <w:b w:val="0"/>
+        </w:rPr>
+        <w:t xml:space="preserve">Convert a seed-count </w:t>
+      </w:r>
+      <w:r>
+        <w:rPr>
+          <w:b/>
+        </w:rPr>
+        <w:t>algorithm</w:t>
+      </w:r>
+      <w:r>
+        <w:rPr>
+          <w:b w:val="0"/>
+        </w:rPr>
+        <w:t>. The paper plan counts seeds in identical trays, then adds a labelled spare tray. Supplied facts: Python 3: trays=4; per_tray=6; spare=2; total=trays*per_tray+spare; print(total).</w:t>
+      </w:r>
+    </w:p>
+    <w:p>
+      <w:pPr>
+        <w:spacing w:line="336" w:lineRule="auto" w:after="180"/>
+      </w:pPr>
+      <w:r>
+        <w:rPr>
+          <w:b w:val="0"/>
+        </w:rPr>
+        <w:t>All quantities count seeds.</w:t>
+      </w:r>
+    </w:p>
+    <w:p>
+      <w:pPr>
+        <w:spacing w:line="336" w:lineRule="auto" w:after="180"/>
+        <w:shd w:fill="F5F1FB"/>
+      </w:pPr>
+      <w:r>
+        <w:rPr>
+          <w:b w:val="0"/>
+        </w:rPr>
+        <w:t>Point to the given fact that matters most. Explain why it matters.</w:t>
+      </w:r>
+    </w:p>
+    <w:p>
+      <w:pPr>
+        <w:pStyle w:val="Heading3"/>
+      </w:pPr>
+      <w:r>
+        <w:t>My picture explanation, deciding evidence and one limit</w:t>
+      </w:r>
+    </w:p>
+    <w:p>
+      <w:r>
+        <w:t>________________________________________________________________</w:t>
+      </w:r>
+    </w:p>
+    <w:p>
+      <w:r>
+        <w:t>________________________________________________________________</w:t>
+      </w:r>
+    </w:p>
+    <w:p>
+      <w:r>
+        <w:t>________________________________________________________________</w:t>
+      </w:r>
+    </w:p>
+    <w:p>
+      <w:r>
+        <w:t>________________________________________________________________</w:t>
+      </w:r>
+    </w:p>
+    <w:p>
+      <w:pPr>
+        <w:pStyle w:val="Heading3"/>
+      </w:pPr>
+      <w:r>
+        <w:t>02. Follow the deciding steps</w:t>
+      </w:r>
+    </w:p>
+    <w:p>
+      <w:r>
+        <w:drawing>
+          <wp:inline xmlns:a="http://schemas.openxmlformats.org/drawingml/2006/main" xmlns:pic="http://schemas.openxmlformats.org/drawingml/2006/picture">
+            <wp:extent cx="5486400" cy="3182112"/>
+            <wp:docPr id="3" name="Picture 3" descr="Name the inputs: Four trays hold six seeds each; two extra seeds are separate. → Translate the plan: Multiply tray count by seeds per tray, then add the spare count. → Trace the assignment: 4*6+2 is 26; total stores 26 and print displays it."/>
+            <wp:cNvGraphicFramePr>
+              <a:graphicFrameLocks noChangeAspect="1"/>
+            </wp:cNvGraphicFramePr>
+            <a:graphic>
+              <a:graphicData uri="http://schemas.openxmlformats.org/drawingml/2006/picture">
+                <pic:pic>
+                  <pic:nvPicPr>
+                    <pic:cNvPr id="0" name="academy-story-python-bridge-1-02.png"/>
+                    <pic:cNvPicPr/>
+                  </pic:nvPicPr>
+                  <pic:blipFill>
+                    <a:blip r:embed="rId11"/>
+                    <a:stretch>
+                      <a:fillRect/>
+                    </a:stretch>
+                  </pic:blipFill>
+                  <pic:spPr>
+                    <a:xfrm>
+                      <a:off x="0" y="0"/>
+                      <a:ext cx="5486400" cy="3182112"/>
+                    </a:xfrm>
+                    <a:prstGeom prst="rect"/>
+                  </pic:spPr>
+                </pic:pic>
+              </a:graphicData>
+            </a:graphic>
+          </wp:inline>
+        </w:drawing>
+      </w:r>
+    </w:p>
+    <w:p>
+      <w:pPr>
+        <w:spacing w:line="336" w:lineRule="auto" w:after="180"/>
+      </w:pPr>
+      <w:r>
+        <w:rPr>
+          <w:b w:val="0"/>
+        </w:rPr>
+        <w:t xml:space="preserve">Name the </w:t>
+      </w:r>
+      <w:r>
+        <w:rPr>
+          <w:b/>
+        </w:rPr>
+        <w:t>input</w:t>
+      </w:r>
+      <w:r>
+        <w:rPr>
+          <w:b w:val="0"/>
+        </w:rPr>
+        <w:t xml:space="preserve">s: Four trays hold six seeds each; two extra seeds are separate. → Translate the plan: Multiply tray count by seeds per tray, then add the spare count. → Trace the </w:t>
+      </w:r>
+      <w:r>
+        <w:rPr>
+          <w:b/>
+        </w:rPr>
+        <w:t>assignment</w:t>
+      </w:r>
+      <w:r>
+        <w:rPr>
+          <w:b w:val="0"/>
+        </w:rPr>
+        <w:t>: 4*6+2 is 26; total stores 26 and print displays it.</w:t>
+      </w:r>
+    </w:p>
+    <w:p>
+      <w:pPr>
+        <w:spacing w:line="336" w:lineRule="auto" w:after="180"/>
+        <w:shd w:fill="F5F1FB"/>
+      </w:pPr>
+      <w:r>
+        <w:rPr>
+          <w:b w:val="0"/>
+        </w:rPr>
+        <w:t xml:space="preserve">Point to each numbered stage and explain which recorded </w:t>
+      </w:r>
+      <w:r>
+        <w:rPr>
+          <w:b/>
+        </w:rPr>
+        <w:t>input</w:t>
+      </w:r>
+      <w:r>
+        <w:rPr>
+          <w:b w:val="0"/>
+        </w:rPr>
+        <w:t xml:space="preserve"> it uses.</w:t>
+      </w:r>
+    </w:p>
+    <w:p>
+      <w:pPr>
+        <w:pStyle w:val="Heading3"/>
+      </w:pPr>
+      <w:r>
+        <w:t>My picture explanation, deciding evidence and one limit</w:t>
+      </w:r>
+    </w:p>
+    <w:p>
+      <w:r>
+        <w:t>________________________________________________________________</w:t>
+      </w:r>
+    </w:p>
+    <w:p>
+      <w:r>
+        <w:t>________________________________________________________________</w:t>
+      </w:r>
+    </w:p>
+    <w:p>
+      <w:r>
+        <w:t>________________________________________________________________</w:t>
+      </w:r>
+    </w:p>
+    <w:p>
+      <w:r>
+        <w:t>________________________________________________________________</w:t>
+      </w:r>
+    </w:p>
+    <w:p>
+      <w:pPr>
+        <w:pStyle w:val="Heading3"/>
+      </w:pPr>
+      <w:r>
+        <w:t>03. A calculation from paper to output</w:t>
+      </w:r>
+    </w:p>
+    <w:p>
+      <w:r>
+        <w:drawing>
+          <wp:inline xmlns:a="http://schemas.openxmlformats.org/drawingml/2006/main" xmlns:pic="http://schemas.openxmlformats.org/drawingml/2006/picture">
+            <wp:extent cx="5486400" cy="2834640"/>
+            <wp:docPr id="4" name="Picture 4" descr="A calculation from paper to output. Record pack count | packs = 4 | Name holds 4. Multiply two quantities | total = packs * per_pack | Name holds product. Show the answer | print(total) | Displays the value"/>
+            <wp:cNvGraphicFramePr>
+              <a:graphicFrameLocks noChangeAspect="1"/>
+            </wp:cNvGraphicFramePr>
+            <a:graphic>
+              <a:graphicData uri="http://schemas.openxmlformats.org/drawingml/2006/picture">
+                <pic:pic>
+                  <pic:nvPicPr>
+                    <pic:cNvPr id="0" name="academy-story-python-bridge-1-03.png"/>
+                    <pic:cNvPicPr/>
+                  </pic:nvPicPr>
+                  <pic:blipFill>
+                    <a:blip r:embed="rId12"/>
+                    <a:stretch>
+                      <a:fillRect/>
+                    </a:stretch>
+                  </pic:blipFill>
+                  <pic:spPr>
+                    <a:xfrm>
+                      <a:off x="0" y="0"/>
+                      <a:ext cx="5486400" cy="2834640"/>
+                    </a:xfrm>
+                    <a:prstGeom prst="rect"/>
+                  </pic:spPr>
+                </pic:pic>
+              </a:graphicData>
+            </a:graphic>
+          </wp:inline>
+        </w:drawing>
+      </w:r>
+    </w:p>
+    <w:p>
+      <w:pPr>
+        <w:spacing w:line="336" w:lineRule="auto" w:after="180"/>
+      </w:pPr>
+      <w:r>
+        <w:rPr>
+          <w:b w:val="0"/>
+        </w:rPr>
+        <w:t xml:space="preserve">A calculation from paper to </w:t>
+      </w:r>
+      <w:r>
+        <w:rPr>
+          <w:b/>
+        </w:rPr>
+        <w:t>output</w:t>
+      </w:r>
+      <w:r>
+        <w:rPr>
+          <w:b w:val="0"/>
+        </w:rPr>
+        <w:t>. Record pack count | packs = 4 | Name holds 4. Multiply two quantities | total = packs * per_pack | Name holds product. Show the answer | print(total) | Displays the value</w:t>
+      </w:r>
+    </w:p>
+    <w:p>
+      <w:pPr>
+        <w:spacing w:line="336" w:lineRule="auto" w:after="180"/>
+        <w:shd w:fill="F5F1FB"/>
+      </w:pPr>
+      <w:r>
+        <w:rPr>
+          <w:b w:val="0"/>
+        </w:rPr>
+        <w:t>Read the labels and values. Explain the relationship the model shows.</w:t>
+      </w:r>
+    </w:p>
+    <w:p>
+      <w:pPr>
+        <w:pStyle w:val="Heading3"/>
+      </w:pPr>
+      <w:r>
+        <w:t>My picture explanation, deciding evidence and one limit</w:t>
+      </w:r>
+    </w:p>
+    <w:p>
+      <w:r>
+        <w:t>________________________________________________________________</w:t>
+      </w:r>
+    </w:p>
+    <w:p>
+      <w:r>
+        <w:t>________________________________________________________________</w:t>
+      </w:r>
+    </w:p>
+    <w:p>
+      <w:r>
+        <w:t>________________________________________________________________</w:t>
+      </w:r>
+    </w:p>
+    <w:p>
+      <w:r>
+        <w:t>________________________________________________________________</w:t>
+      </w:r>
+    </w:p>
+    <w:p>
+      <w:pPr>
+        <w:pStyle w:val="Heading3"/>
+      </w:pPr>
+      <w:r>
+        <w:t>04. Change one thing. Trace what follows.</w:t>
+      </w:r>
+    </w:p>
+    <w:p>
+      <w:r>
+        <w:drawing>
+          <wp:inline xmlns:a="http://schemas.openxmlformats.org/drawingml/2006/main" xmlns:pic="http://schemas.openxmlformats.org/drawingml/2006/picture">
+            <wp:extent cx="5486400" cy="3026664"/>
+            <wp:docPr id="5" name="Picture 5" descr="Original case: 4*6+2 is 26; total stores 26 and print displays it. Changed condition: Change spare to 5 while keeping both tray inputs fixed. Expected result: The printed total becomes 29. Reason: 4*6 remains 24; adding five gives 29."/>
+            <wp:cNvGraphicFramePr>
+              <a:graphicFrameLocks noChangeAspect="1"/>
+            </wp:cNvGraphicFramePr>
+            <a:graphic>
+              <a:graphicData uri="http://schemas.openxmlformats.org/drawingml/2006/picture">
+                <pic:pic>
+                  <pic:nvPicPr>
+                    <pic:cNvPr id="0" name="academy-story-python-bridge-1-04.png"/>
+                    <pic:cNvPicPr/>
+                  </pic:nvPicPr>
+                  <pic:blipFill>
+                    <a:blip r:embed="rId13"/>
+                    <a:stretch>
+                      <a:fillRect/>
+                    </a:stretch>
+                  </pic:blipFill>
+                  <pic:spPr>
+                    <a:xfrm>
+                      <a:off x="0" y="0"/>
+                      <a:ext cx="5486400" cy="3026664"/>
+                    </a:xfrm>
+                    <a:prstGeom prst="rect"/>
+                  </pic:spPr>
+                </pic:pic>
+              </a:graphicData>
+            </a:graphic>
+          </wp:inline>
+        </w:drawing>
+      </w:r>
+    </w:p>
+    <w:p>
+      <w:pPr>
+        <w:spacing w:line="336" w:lineRule="auto" w:after="180"/>
+      </w:pPr>
+      <w:r>
+        <w:rPr>
+          <w:b w:val="0"/>
+        </w:rPr>
+        <w:t xml:space="preserve">Original case: 4*6+2 is 26; total stores 26 and print displays it. Changed condition: Change spare to 5 while keeping both tray </w:t>
+      </w:r>
+      <w:r>
+        <w:rPr>
+          <w:b/>
+        </w:rPr>
+        <w:t>input</w:t>
+      </w:r>
+      <w:r>
+        <w:rPr>
+          <w:b w:val="0"/>
+        </w:rPr>
+        <w:t>s fixed. Expected result: The printed total becomes 29.</w:t>
+      </w:r>
+    </w:p>
+    <w:p>
+      <w:pPr>
+        <w:spacing w:line="336" w:lineRule="auto" w:after="180"/>
+      </w:pPr>
+      <w:r>
+        <w:rPr>
+          <w:b w:val="0"/>
+        </w:rPr>
+        <w:t>Reason: 4*6 remains 24; adding five gives 29.</w:t>
+      </w:r>
+    </w:p>
+    <w:p>
+      <w:pPr>
+        <w:spacing w:line="336" w:lineRule="auto" w:after="180"/>
+        <w:shd w:fill="F5F1FB"/>
+      </w:pPr>
+      <w:r>
+        <w:rPr>
+          <w:b w:val="0"/>
+        </w:rPr>
+        <w:t>Predict before checking the worked changed-case result. Name what changed and what the supplied facts allow you to conclude.</w:t>
+      </w:r>
+    </w:p>
+    <w:p>
+      <w:pPr>
+        <w:pStyle w:val="Heading3"/>
+      </w:pPr>
+      <w:r>
+        <w:t>My picture explanation, deciding evidence and one limit</w:t>
+      </w:r>
+    </w:p>
+    <w:p>
+      <w:r>
+        <w:t>________________________________________________________________</w:t>
+      </w:r>
+    </w:p>
+    <w:p>
+      <w:r>
+        <w:t>________________________________________________________________</w:t>
+      </w:r>
+    </w:p>
+    <w:p>
+      <w:r>
+        <w:t>________________________________________________________________</w:t>
+      </w:r>
+    </w:p>
+    <w:p>
+      <w:r>
+        <w:t>________________________________________________________________</w:t>
+      </w:r>
+    </w:p>
+    <w:p>
+      <w:pPr>
+        <w:pStyle w:val="Heading3"/>
+      </w:pPr>
+      <w:r>
+        <w:t>05. Connect the explanation to its limit</w:t>
+      </w:r>
+    </w:p>
+    <w:p>
+      <w:r>
+        <w:drawing>
+          <wp:inline xmlns:a="http://schemas.openxmlformats.org/drawingml/2006/main" xmlns:pic="http://schemas.openxmlformats.org/drawingml/2006/picture">
+            <wp:extent cx="5486400" cy="2834640"/>
+            <wp:docPr id="6" name="Picture 6" descr="Python follows the arithmetic instructions. This translation automates a declared counting rule; it does not train a model from examples. Limit: The calculation assumes identical tray sizes and measured counts; it cannot detect a miscounted tray."/>
+            <wp:cNvGraphicFramePr>
+              <a:graphicFrameLocks noChangeAspect="1"/>
+            </wp:cNvGraphicFramePr>
+            <a:graphic>
+              <a:graphicData uri="http://schemas.openxmlformats.org/drawingml/2006/picture">
+                <pic:pic>
+                  <pic:nvPicPr>
+                    <pic:cNvPr id="0" name="academy-story-python-bridge-1-05.png"/>
+                    <pic:cNvPicPr/>
+                  </pic:nvPicPr>
+                  <pic:blipFill>
+                    <a:blip r:embed="rId14"/>
+                    <a:stretch>
+                      <a:fillRect/>
+                    </a:stretch>
+                  </pic:blipFill>
+                  <pic:spPr>
+                    <a:xfrm>
+                      <a:off x="0" y="0"/>
+                      <a:ext cx="5486400" cy="2834640"/>
+                    </a:xfrm>
+                    <a:prstGeom prst="rect"/>
+                  </pic:spPr>
+                </pic:pic>
+              </a:graphicData>
+            </a:graphic>
+          </wp:inline>
+        </w:drawing>
+      </w:r>
+    </w:p>
+    <w:p>
+      <w:pPr>
+        <w:spacing w:line="336" w:lineRule="auto" w:after="180"/>
+      </w:pPr>
+      <w:r>
+        <w:rPr>
+          <w:b w:val="0"/>
+        </w:rPr>
+        <w:t>Python follows the arithmetic instructions. This translation automates a declared counting rule; it does not train a model from examples.</w:t>
+      </w:r>
+    </w:p>
+    <w:p>
+      <w:pPr>
+        <w:spacing w:line="336" w:lineRule="auto" w:after="180"/>
+      </w:pPr>
+      <w:r>
+        <w:rPr>
+          <w:b w:val="0"/>
+        </w:rPr>
+        <w:t>Limit: The calculation assumes identical tray sizes and measured counts; it cannot detect a miscounted tray.</w:t>
+      </w:r>
+    </w:p>
+    <w:p>
+      <w:pPr>
+        <w:spacing w:line="336" w:lineRule="auto" w:after="180"/>
+        <w:shd w:fill="F5F1FB"/>
+      </w:pPr>
+      <w:r>
+        <w:rPr>
+          <w:b w:val="0"/>
+        </w:rPr>
+        <w:t>Explain the case, then point to a limit on the claim.</w:t>
+      </w:r>
+    </w:p>
+    <w:p>
+      <w:pPr>
+        <w:pStyle w:val="Heading3"/>
+      </w:pPr>
+      <w:r>
+        <w:t>My picture explanation, deciding evidence and one limit</w:t>
+      </w:r>
+    </w:p>
+    <w:p>
+      <w:r>
+        <w:t>________________________________________________________________</w:t>
+      </w:r>
+    </w:p>
+    <w:p>
+      <w:r>
+        <w:t>________________________________________________________________</w:t>
+      </w:r>
+    </w:p>
+    <w:p>
+      <w:r>
+        <w:t>________________________________________________________________</w:t>
+      </w:r>
+    </w:p>
+    <w:p>
+      <w:r>
+        <w:t>________________________________________________________________</w:t>
+      </w:r>
+    </w:p>
+    <w:p>
+      <w:pPr>
+        <w:pStyle w:val="Heading3"/>
+      </w:pPr>
+      <w:r>
+        <w:t>06. Make the idea visible in your project</w:t>
+      </w:r>
+    </w:p>
+    <w:p>
+      <w:r>
+        <w:drawing>
+          <wp:inline xmlns:a="http://schemas.openxmlformats.org/drawingml/2006/main" xmlns:pic="http://schemas.openxmlformats.org/drawingml/2006/picture">
+            <wp:extent cx="5486400" cy="3681984"/>
+            <wp:docPr id="7" name="Picture 7" descr="For Python readiness before the Responsible Plant Classifier, retain a trace of the values, the predicted outputs and the changed-case explanation. Use actual Python 3 results to check the prediction after reasoning first. Draw your input, deciding step, result and limit. Supported question: Match each paper quantity to its Python name. Why does the spare count get added once, and what prints when spare is five?"/>
+            <wp:cNvGraphicFramePr>
+              <a:graphicFrameLocks noChangeAspect="1"/>
+            </wp:cNvGraphicFramePr>
+            <a:graphic>
+              <a:graphicData uri="http://schemas.openxmlformats.org/drawingml/2006/picture">
+                <pic:pic>
+                  <pic:nvPicPr>
+                    <pic:cNvPr id="0" name="academy-story-python-bridge-1-06.png"/>
+                    <pic:cNvPicPr/>
+                  </pic:nvPicPr>
+                  <pic:blipFill>
+                    <a:blip r:embed="rId15"/>
+                    <a:stretch>
+                      <a:fillRect/>
+                    </a:stretch>
+                  </pic:blipFill>
+                  <pic:spPr>
+                    <a:xfrm>
+                      <a:off x="0" y="0"/>
+                      <a:ext cx="5486400" cy="3681984"/>
+                    </a:xfrm>
+                    <a:prstGeom prst="rect"/>
+                  </pic:spPr>
+                </pic:pic>
+              </a:graphicData>
+            </a:graphic>
+          </wp:inline>
+        </w:drawing>
+      </w:r>
+    </w:p>
+    <w:p>
+      <w:pPr>
+        <w:spacing w:line="336" w:lineRule="auto" w:after="180"/>
+      </w:pPr>
+      <w:r>
+        <w:rPr>
+          <w:b w:val="0"/>
+        </w:rPr>
+        <w:t xml:space="preserve">For Python readiness before the Responsible Plant Classifier, retain a trace of the values, the predicted </w:t>
+      </w:r>
+      <w:r>
+        <w:rPr>
+          <w:b/>
+        </w:rPr>
+        <w:t>output</w:t>
+      </w:r>
+      <w:r>
+        <w:rPr>
+          <w:b w:val="0"/>
+        </w:rPr>
+        <w:t xml:space="preserve">s and the changed-case explanation. Use actual Python 3 results to check the </w:t>
+      </w:r>
+      <w:r>
+        <w:rPr>
+          <w:b/>
+        </w:rPr>
+        <w:t>prediction</w:t>
+      </w:r>
+      <w:r>
+        <w:rPr>
+          <w:b w:val="0"/>
+        </w:rPr>
+        <w:t xml:space="preserve"> after reasoning first.</w:t>
+      </w:r>
+    </w:p>
+    <w:p>
+      <w:pPr>
+        <w:spacing w:line="336" w:lineRule="auto" w:after="180"/>
+      </w:pPr>
+      <w:r>
+        <w:rPr>
+          <w:b w:val="0"/>
+        </w:rPr>
+        <w:t xml:space="preserve">Draw your </w:t>
+      </w:r>
+      <w:r>
+        <w:rPr>
+          <w:b/>
+        </w:rPr>
+        <w:t>input</w:t>
+      </w:r>
+      <w:r>
+        <w:rPr>
+          <w:b w:val="0"/>
+        </w:rPr>
+        <w:t>, deciding step, result and limit. Supported question: Match each paper quantity to its Python name. Why does the spare count get added once, and what prints when spare is five?</w:t>
+      </w:r>
+    </w:p>
+    <w:p>
+      <w:pPr>
+        <w:spacing w:line="336" w:lineRule="auto" w:after="180"/>
+        <w:shd w:fill="F5F1FB"/>
+      </w:pPr>
+      <w:r>
+        <w:rPr>
+          <w:b w:val="0"/>
+        </w:rPr>
+        <w:t xml:space="preserve">Draw your project trace and justify the deciding step using </w:t>
+      </w:r>
+      <w:r>
+        <w:rPr>
+          <w:b/>
+        </w:rPr>
+        <w:t>evidence</w:t>
+      </w:r>
+      <w:r>
+        <w:rPr>
+          <w:b w:val="0"/>
+        </w:rPr>
+        <w:t>.</w:t>
+      </w:r>
+    </w:p>
+    <w:p>
+      <w:pPr>
+        <w:pStyle w:val="Heading3"/>
+      </w:pPr>
+      <w:r>
+        <w:t>My picture explanation, deciding evidence and one limit</w:t>
       </w:r>
     </w:p>
     <w:p>

--- a/downloads/workbook/bridge-week-01.docx
+++ b/downloads/workbook/bridge-week-01.docx
@@ -25,34 +25,53 @@
         <w:pStyle w:val="Heading1"/>
       </w:pPr>
       <w:r>
-        <w:t>01. Recall and choose your starting point</w:t>
-      </w:r>
-    </w:p>
-    <w:p>
-      <w:r>
-        <w:t>Record your starting explanation for From a paper algorithm to Python before opening notes. Show any later correction separately.</w:t>
-      </w:r>
-    </w:p>
-    <w:p>
-      <w:pPr>
-        <w:spacing w:line="336" w:lineRule="auto" w:after="180"/>
-      </w:pPr>
-      <w:r>
-        <w:rPr>
-          <w:b w:val="0"/>
-        </w:rPr>
+        <w:t>One connected first-script record.</w:t>
+      </w:r>
+    </w:p>
+    <w:p>
+      <w:r>
+        <w:t>Explain each line, predict before running, diagnose order errors and state a limit.</w:t>
+      </w:r>
+    </w:p>
+    <w:p>
+      <w:r>
+        <w:t>Keep code version, saved/run status, prediction, observed output/error and help used together.</w:t>
+      </w:r>
+    </w:p>
+    <w:p>
+      <w:pPr>
+        <w:pStyle w:val="Heading1"/>
+      </w:pPr>
+      <w:r>
+        <w:t>01. Recall · Retrieve before notes</w:t>
+      </w:r>
+    </w:p>
+    <w:p>
+      <w:r>
+        <w:t>Keep the stated task, its own code/values and support record together.</w:t>
+      </w:r>
+    </w:p>
+    <w:p>
+      <w:pPr>
+        <w:pStyle w:val="Heading2"/>
+      </w:pPr>
+      <w:r>
+        <w:t>Task and evidence record</w:t>
+      </w:r>
+    </w:p>
+    <w:p>
+      <w:pPr>
+        <w:pStyle w:val="ListBullet"/>
+      </w:pPr>
+      <w:r>
         <w:t>Try the recall before opening notes. Then use a different colour or a labelled second line to correct your explanation.</w:t>
       </w:r>
     </w:p>
     <w:p>
       <w:pPr>
-        <w:spacing w:line="336" w:lineRule="auto" w:after="180"/>
-        <w:shd w:fill="F5F1FB"/>
-      </w:pPr>
-      <w:r>
-        <w:rPr>
-          <w:b w:val="0"/>
-        </w:rPr>
+        <w:pStyle w:val="ListBullet"/>
+      </w:pPr>
+      <w:r>
         <w:t>Four packs contain six counters each. What steps find and show the total?</w:t>
       </w:r>
     </w:p>
@@ -84,135 +103,44 @@
         <w:pStyle w:val="Heading1"/>
       </w:pPr>
       <w:r>
-        <w:t>02. Practise with fading help</w:t>
-      </w:r>
-    </w:p>
-    <w:p>
-      <w:r>
-        <w:t>Complete the supported From a paper algorithm to Python trace and record the first step you can explain without help.</w:t>
-      </w:r>
-    </w:p>
-    <w:p>
-      <w:pPr>
-        <w:spacing w:line="336" w:lineRule="auto" w:after="180"/>
-      </w:pPr>
-      <w:r>
-        <w:rPr>
-          <w:b w:val="0"/>
-        </w:rPr>
-        <w:t xml:space="preserve">Use W2: Predict then observe for From a paper </w:t>
-      </w:r>
-      <w:r>
-        <w:rPr>
-          <w:b/>
-        </w:rPr>
-        <w:t>algorithm</w:t>
-      </w:r>
-      <w:r>
-        <w:rPr>
-          <w:b w:val="0"/>
-        </w:rPr>
-        <w:t xml:space="preserve"> to Python. Record the answer once; the lesson and workbook refer to the same attempt.</w:t>
-      </w:r>
-    </w:p>
-    <w:tbl>
-      <w:tblPr>
-        <w:tblStyle w:val="LightShading-Accent1"/>
-        <w:tblW w:type="auto" w:w="0"/>
-        <w:tblLook w:firstColumn="1" w:firstRow="1" w:lastColumn="0" w:lastRow="0" w:noHBand="0" w:noVBand="1" w:val="04A0"/>
-      </w:tblPr>
-      <w:tblGrid>
-        <w:gridCol w:w="2556"/>
-        <w:gridCol w:w="2556"/>
-        <w:gridCol w:w="2556"/>
-        <w:gridCol w:w="2556"/>
-      </w:tblGrid>
-      <w:tr>
-        <w:trPr>
-          <w:tblHeader/>
-        </w:trPr>
-        <w:tc>
-          <w:tcPr>
-            <w:tcW w:type="dxa" w:w="2556"/>
-          </w:tcPr>
-          <w:p>
-            <w:r>
-              <w:t>Given inputs</w:t>
-            </w:r>
-          </w:p>
-        </w:tc>
-        <w:tc>
-          <w:tcPr>
-            <w:tcW w:type="dxa" w:w="2556"/>
-          </w:tcPr>
-          <w:p>
-            <w:r>
-              <w:t>Procedure I chose</w:t>
-            </w:r>
-          </w:p>
-        </w:tc>
-        <w:tc>
-          <w:tcPr>
-            <w:tcW w:type="dxa" w:w="2556"/>
-          </w:tcPr>
-          <w:p>
-            <w:r>
-              <w:t>Middle steps</w:t>
-            </w:r>
-          </w:p>
-        </w:tc>
-        <w:tc>
-          <w:tcPr>
-            <w:tcW w:type="dxa" w:w="2556"/>
-          </w:tcPr>
-          <w:p>
-            <w:r>
-              <w:t>Result and check</w:t>
-            </w:r>
-          </w:p>
-        </w:tc>
-      </w:tr>
-      <w:tr>
-        <w:tc>
-          <w:tcPr>
-            <w:tcW w:type="dxa" w:w="2556"/>
-          </w:tcPr>
-          <w:p>
-            <w:r/>
-          </w:p>
-        </w:tc>
-        <w:tc>
-          <w:tcPr>
-            <w:tcW w:type="dxa" w:w="2556"/>
-          </w:tcPr>
-          <w:p>
-            <w:r/>
-          </w:p>
-        </w:tc>
-        <w:tc>
-          <w:tcPr>
-            <w:tcW w:type="dxa" w:w="2556"/>
-          </w:tcPr>
-          <w:p>
-            <w:r/>
-          </w:p>
-        </w:tc>
-        <w:tc>
-          <w:tcPr>
-            <w:tcW w:type="dxa" w:w="2556"/>
-          </w:tcPr>
-          <w:p>
-            <w:r/>
-          </w:p>
-        </w:tc>
-      </w:tr>
-    </w:tbl>
+        <w:t>05. W1 · Explain the procedure</w:t>
+      </w:r>
+    </w:p>
+    <w:p>
+      <w:r>
+        <w:t>Keep the stated task, its own code/values and support record together.</w:t>
+      </w:r>
+    </w:p>
+    <w:p>
+      <w:pPr>
+        <w:pStyle w:val="Heading2"/>
+      </w:pPr>
+      <w:r>
+        <w:t>Task and evidence record</w:t>
+      </w:r>
+    </w:p>
+    <w:p>
+      <w:pPr>
+        <w:pStyle w:val="ListBullet"/>
+      </w:pPr>
+      <w:r>
+        <w:t>Packing task: supplied packs 4 and per_pack 6; multiply and print gives 24. Change packs 5→30; packs 0→0. Assignment stores; print displays. Seed task separate: 4 trays*6 per tray+2 spare=26; spare 5→29. A first-line print(total) in a fresh script raises NameError. Inputs are supplied whole nonnegative counts, not arbitrary user text; code applies a written rule rather than training a model.</w:t>
+      </w:r>
+    </w:p>
+    <w:p>
+      <w:pPr>
+        <w:pStyle w:val="ListBullet"/>
+      </w:pPr>
+      <w:r>
+        <w:t>Write the complete four-line script for 4 packs of 6. Beside each line explain what it does. Which line displays information?</w:t>
+      </w:r>
+    </w:p>
     <w:p>
       <w:pPr>
         <w:pStyle w:val="Heading3"/>
       </w:pPr>
       <w:r>
-        <w:t>The step I completed without help, and the hint I needed</w:t>
+        <w:t>My reasoning and evidence</w:t>
       </w:r>
     </w:p>
     <w:p>
@@ -231,50 +159,55 @@
       </w:r>
     </w:p>
     <w:p>
+      <w:r>
+        <w:t>________________________________________________________________</w:t>
+      </w:r>
+    </w:p>
+    <w:p>
+      <w:r>
+        <w:t>________________________________________________________________</w:t>
+      </w:r>
+    </w:p>
+    <w:p>
+      <w:r>
+        <w:t>________________________________________________________________</w:t>
+      </w:r>
+    </w:p>
+    <w:p>
       <w:pPr>
         <w:pStyle w:val="Heading1"/>
       </w:pPr>
       <w:r>
-        <w:t>03. Individual reasoning check</w:t>
-      </w:r>
-    </w:p>
-    <w:p>
-      <w:r>
-        <w:t>Check the proposed From a paper algorithm to Python explanation against the supplied facts before discussing it.</w:t>
-      </w:r>
-    </w:p>
-    <w:p>
-      <w:pPr>
-        <w:spacing w:line="336" w:lineRule="auto" w:after="180"/>
-      </w:pPr>
-      <w:r>
-        <w:rPr>
-          <w:b w:val="0"/>
-        </w:rPr>
-        <w:t xml:space="preserve">Use the worked case for From a paper </w:t>
-      </w:r>
-      <w:r>
-        <w:rPr>
-          <w:b/>
-        </w:rPr>
-        <w:t>algorithm</w:t>
-      </w:r>
-      <w:r>
-        <w:rPr>
-          <w:b w:val="0"/>
-        </w:rPr>
-        <w:t xml:space="preserve"> to Python. Proposed explanation: “An equals sign displays the answer”. Decide whether this explanation is supported.</w:t>
-      </w:r>
-    </w:p>
-    <w:p>
-      <w:pPr>
-        <w:spacing w:line="336" w:lineRule="auto" w:after="180"/>
-      </w:pPr>
-      <w:r>
-        <w:rPr>
-          <w:b w:val="0"/>
-        </w:rPr>
-        <w:t>Point to the step or supplied fact that decides; explain your repair if needed.</w:t>
+        <w:t>06. W2 · Predict, trace and observe</w:t>
+      </w:r>
+    </w:p>
+    <w:p>
+      <w:r>
+        <w:t>Keep the stated task, its own code/values and support record together.</w:t>
+      </w:r>
+    </w:p>
+    <w:p>
+      <w:pPr>
+        <w:pStyle w:val="Heading2"/>
+      </w:pPr>
+      <w:r>
+        <w:t>Task and evidence record</w:t>
+      </w:r>
+    </w:p>
+    <w:p>
+      <w:pPr>
+        <w:pStyle w:val="ListBullet"/>
+      </w:pPr>
+      <w:r>
+        <w:t>Packing task: supplied packs 4 and per_pack 6; multiply and print gives 24. Change packs 5→30; packs 0→0. Assignment stores; print displays. Seed task separate: 4 trays*6 per tray+2 spare=26; spare 5→29. A first-line print(total) in a fresh script raises NameError. Inputs are supplied whole nonnegative counts, not arbitrary user text; code applies a written rule rather than training a model.</w:t>
+      </w:r>
+    </w:p>
+    <w:p>
+      <w:pPr>
+        <w:pStyle w:val="ListBullet"/>
+      </w:pPr>
+      <w:r>
+        <w:t>Make records for 4 packs of 6, then 5 packs of 6. Predict before running. Record actual output, any error and what changed. If working on paper, label both results as traces.</w:t>
       </w:r>
     </w:p>
     <w:p>
@@ -282,7 +215,7 @@
         <w:pStyle w:val="Heading3"/>
       </w:pPr>
       <w:r>
-        <w:t>My explanation before partner discussion</w:t>
+        <w:t>My reasoning and evidence</w:t>
       </w:r>
     </w:p>
     <w:p>
@@ -306,16 +239,50 @@
       </w:r>
     </w:p>
     <w:p>
+      <w:r>
+        <w:t>________________________________________________________________</w:t>
+      </w:r>
+    </w:p>
+    <w:p>
+      <w:r>
+        <w:t>________________________________________________________________</w:t>
+      </w:r>
+    </w:p>
+    <w:p>
       <w:pPr>
         <w:pStyle w:val="Heading1"/>
       </w:pPr>
       <w:r>
-        <w:t>04. Independent transfer case</w:t>
-      </w:r>
-    </w:p>
-    <w:p>
-      <w:r>
-        <w:t>Write one first attempt at the reserved independent case before feedback. Repeated copies of that case refer to the same recorded attempt.</w:t>
+        <w:t>07. W3 · Find the first error</w:t>
+      </w:r>
+    </w:p>
+    <w:p>
+      <w:r>
+        <w:t>Keep the stated task, its own code/values and support record together.</w:t>
+      </w:r>
+    </w:p>
+    <w:p>
+      <w:pPr>
+        <w:pStyle w:val="Heading2"/>
+      </w:pPr>
+      <w:r>
+        <w:t>Task and evidence record</w:t>
+      </w:r>
+    </w:p>
+    <w:p>
+      <w:pPr>
+        <w:pStyle w:val="ListBullet"/>
+      </w:pPr>
+      <w:r>
+        <w:t>Packing task: supplied packs 4 and per_pack 6; multiply and print gives 24. Change packs 5→30; packs 0→0. Assignment stores; print displays. Seed task separate: 4 trays*6 per tray+2 spare=26; spare 5→29. A first-line print(total) in a fresh script raises NameError. Inputs are supplied whole nonnegative counts, not arbitrary user text; code applies a written rule rather than training a model.</w:t>
+      </w:r>
+    </w:p>
+    <w:p>
+      <w:pPr>
+        <w:pStyle w:val="ListBullet"/>
+      </w:pPr>
+      <w:r>
+        <w:t>Move print(total) to the first line of a fresh script. Predict what happens and why. Put the lines back into an order that meets the requirement.</w:t>
       </w:r>
     </w:p>
     <w:p>
@@ -323,30 +290,149 @@
         <w:pStyle w:val="Heading3"/>
       </w:pPr>
       <w:r>
+        <w:t>My reasoning and evidence</w:t>
+      </w:r>
+    </w:p>
+    <w:p>
+      <w:r>
+        <w:t>________________________________________________________________</w:t>
+      </w:r>
+    </w:p>
+    <w:p>
+      <w:r>
+        <w:t>________________________________________________________________</w:t>
+      </w:r>
+    </w:p>
+    <w:p>
+      <w:r>
+        <w:t>________________________________________________________________</w:t>
+      </w:r>
+    </w:p>
+    <w:p>
+      <w:r>
+        <w:t>________________________________________________________________</w:t>
+      </w:r>
+    </w:p>
+    <w:p>
+      <w:r>
+        <w:t>________________________________________________________________</w:t>
+      </w:r>
+    </w:p>
+    <w:p>
+      <w:r>
+        <w:t>________________________________________________________________</w:t>
+      </w:r>
+    </w:p>
+    <w:p>
+      <w:pPr>
+        <w:pStyle w:val="Heading1"/>
+      </w:pPr>
+      <w:r>
+        <w:t>09. W5 · State an honest limit</w:t>
+      </w:r>
+    </w:p>
+    <w:p>
+      <w:r>
+        <w:t>Keep the stated task, its own code/values and support record together.</w:t>
+      </w:r>
+    </w:p>
+    <w:p>
+      <w:pPr>
+        <w:pStyle w:val="Heading2"/>
+      </w:pPr>
+      <w:r>
+        <w:t>Task and evidence record</w:t>
+      </w:r>
+    </w:p>
+    <w:p>
+      <w:pPr>
+        <w:pStyle w:val="ListBullet"/>
+      </w:pPr>
+      <w:r>
+        <w:t>Packing task: supplied packs 4 and per_pack 6; multiply and print gives 24. Change packs 5→30; packs 0→0. Assignment stores; print displays. Seed task separate: 4 trays*6 per tray+2 spare=26; spare 5→29. A first-line print(total) in a fresh script raises NameError. Inputs are supplied whole nonnegative counts, not arbitrary user text; code applies a written rule rather than training a model.</w:t>
+      </w:r>
+    </w:p>
+    <w:p>
+      <w:pPr>
+        <w:pStyle w:val="ListBullet"/>
+      </w:pPr>
+      <w:r>
+        <w:t>Explain the difference between a successful run and a correct calculation. State one limit of this program and what you would keep so another person can check your work.</w:t>
+      </w:r>
+    </w:p>
+    <w:p>
+      <w:pPr>
+        <w:pStyle w:val="Heading3"/>
+      </w:pPr>
+      <w:r>
+        <w:t>My reasoning and evidence</w:t>
+      </w:r>
+    </w:p>
+    <w:p>
+      <w:r>
+        <w:t>________________________________________________________________</w:t>
+      </w:r>
+    </w:p>
+    <w:p>
+      <w:r>
+        <w:t>________________________________________________________________</w:t>
+      </w:r>
+    </w:p>
+    <w:p>
+      <w:r>
+        <w:t>________________________________________________________________</w:t>
+      </w:r>
+    </w:p>
+    <w:p>
+      <w:r>
+        <w:t>________________________________________________________________</w:t>
+      </w:r>
+    </w:p>
+    <w:p>
+      <w:r>
+        <w:t>________________________________________________________________</w:t>
+      </w:r>
+    </w:p>
+    <w:p>
+      <w:r>
+        <w:t>________________________________________________________________</w:t>
+      </w:r>
+    </w:p>
+    <w:p>
+      <w:pPr>
+        <w:pStyle w:val="Heading1"/>
+      </w:pPr>
+      <w:r>
+        <w:t>04. Try alone · Selected independent task</w:t>
+      </w:r>
+    </w:p>
+    <w:p>
+      <w:r>
+        <w:t>Keep the stated task, its own code/values and support record together.</w:t>
+      </w:r>
+    </w:p>
+    <w:p>
+      <w:pPr>
+        <w:pStyle w:val="Heading2"/>
+      </w:pPr>
+      <w:r>
+        <w:t>Task and evidence record</w:t>
+      </w:r>
+    </w:p>
+    <w:p>
+      <w:pPr>
+        <w:pStyle w:val="Heading3"/>
+      </w:pPr>
+      <w:r>
         <w:t>Independent case: Trace variables and a change</w:t>
       </w:r>
     </w:p>
     <w:p>
       <w:pPr>
-        <w:spacing w:line="336" w:lineRule="auto" w:after="180"/>
-      </w:pPr>
-      <w:r>
-        <w:rPr>
-          <w:b w:val="0"/>
-        </w:rPr>
-        <w:t xml:space="preserve">Predict the printed value. Change only packs to 5 and predict again. Explain which statements apply a </w:t>
-      </w:r>
-      <w:r>
-        <w:rPr>
-          <w:b/>
-        </w:rPr>
-        <w:t>written rule</w:t>
-      </w:r>
-      <w:r>
-        <w:rPr>
-          <w:b w:val="0"/>
-        </w:rPr>
-        <w:t>.</w:t>
+        <w:pStyle w:val="ListBullet"/>
+      </w:pPr>
+      <w:r>
+        <w:t>Predict the printed value. Change only packs to 5 and predict again. Explain which statements apply a written rule.</w:t>
       </w:r>
     </w:p>
     <w:p>
@@ -410,12 +496,9 @@
     </w:p>
     <w:p>
       <w:pPr>
-        <w:spacing w:line="336" w:lineRule="auto" w:after="180"/>
-      </w:pPr>
-      <w:r>
-        <w:rPr>
-          <w:b w:val="0"/>
-        </w:rPr>
+        <w:pStyle w:val="ListBullet"/>
+      </w:pPr>
+      <w:r>
         <w:t>Attempt this case before feedback. Record any help. Earlier examples below are further practice; a case already practised with feedback cannot establish fresh transfer.</w:t>
       </w:r>
     </w:p>
@@ -424,24 +507,28 @@
         <w:pStyle w:val="Heading1"/>
       </w:pPr>
       <w:r>
-        <w:t>05. W1 Connect the paper steps to Python</w:t>
-      </w:r>
-    </w:p>
-    <w:p>
-      <w:r>
-        <w:t>Connect the paper steps to Python. Apply the supplied From a paper algorithm to Python facts and keep your reasoning.</w:t>
-      </w:r>
-    </w:p>
-    <w:p>
-      <w:pPr>
-        <w:spacing w:line="336" w:lineRule="auto" w:after="180"/>
-        <w:shd w:fill="F5F1FB"/>
-      </w:pPr>
-      <w:r>
-        <w:rPr>
-          <w:b w:val="0"/>
-        </w:rPr>
-        <w:t>Write the complete four-line script for 4 packs of 6. Beside each line explain what it does. Which line displays information?</w:t>
+        <w:t>10. Project · Keep code and evidence</w:t>
+      </w:r>
+    </w:p>
+    <w:p>
+      <w:r>
+        <w:t>Keep the stated task, its own code/values and support record together.</w:t>
+      </w:r>
+    </w:p>
+    <w:p>
+      <w:pPr>
+        <w:pStyle w:val="Heading2"/>
+      </w:pPr>
+      <w:r>
+        <w:t>Task and evidence record</w:t>
+      </w:r>
+    </w:p>
+    <w:p>
+      <w:pPr>
+        <w:pStyle w:val="ListBullet"/>
+      </w:pPr>
+      <w:r>
+        <w:t>Add a labelled from a paper algorithm to python evidence sheet to Python readiness portfolio. Show how you can translate a short paper calculation into a python script. Use the supplied fictional case and keep its inputs, intermediate steps, calculation or prediction, and limitation. Connect this record to last week’s record; a matching answer without a trace is insufficient.</w:t>
       </w:r>
     </w:p>
     <w:p>
@@ -449,7 +536,7 @@
         <w:pStyle w:val="Heading3"/>
       </w:pPr>
       <w:r>
-        <w:t>My reasoning and evidence</w:t>
+        <w:t>My project change, supporting evidence and remaining limit</w:t>
       </w:r>
     </w:p>
     <w:p>
@@ -487,422 +574,20 @@
         <w:pStyle w:val="Heading1"/>
       </w:pPr>
       <w:r>
-        <w:t>06. W2 Predict then observe</w:t>
-      </w:r>
-    </w:p>
-    <w:p>
-      <w:r>
-        <w:t>Predict then observe. Apply the supplied From a paper algorithm to Python facts and keep your reasoning.</w:t>
-      </w:r>
-    </w:p>
-    <w:p>
-      <w:pPr>
-        <w:spacing w:line="336" w:lineRule="auto" w:after="180"/>
-      </w:pPr>
-      <w:r>
-        <w:rPr>
-          <w:b w:val="0"/>
-        </w:rPr>
-        <w:t xml:space="preserve">Make records for 4 packs of 6, then 5 packs of 6. Predict before running. Record actual </w:t>
-      </w:r>
-      <w:r>
-        <w:rPr>
-          <w:b/>
-        </w:rPr>
-        <w:t>output</w:t>
-      </w:r>
-      <w:r>
-        <w:rPr>
-          <w:b w:val="0"/>
-        </w:rPr>
-        <w:t>, any error and what changed. If working on paper, label both results as traces.</w:t>
-      </w:r>
-    </w:p>
-    <w:p>
-      <w:pPr>
-        <w:pStyle w:val="Heading3"/>
-      </w:pPr>
-      <w:r>
-        <w:t>My reasoning and evidence</w:t>
-      </w:r>
-    </w:p>
-    <w:p>
-      <w:r>
-        <w:t>________________________________________________________________</w:t>
-      </w:r>
-    </w:p>
-    <w:p>
-      <w:r>
-        <w:t>________________________________________________________________</w:t>
-      </w:r>
-    </w:p>
-    <w:p>
-      <w:r>
-        <w:t>________________________________________________________________</w:t>
-      </w:r>
-    </w:p>
-    <w:p>
-      <w:r>
-        <w:t>________________________________________________________________</w:t>
-      </w:r>
-    </w:p>
-    <w:p>
-      <w:r>
-        <w:t>________________________________________________________________</w:t>
-      </w:r>
-    </w:p>
-    <w:p>
-      <w:r>
-        <w:t>________________________________________________________________</w:t>
-      </w:r>
-    </w:p>
-    <w:p>
-      <w:pPr>
-        <w:pStyle w:val="Heading1"/>
-      </w:pPr>
-      <w:r>
-        <w:t>07. W3 Explain an order error</w:t>
-      </w:r>
-    </w:p>
-    <w:p>
-      <w:r>
-        <w:t>Explain an order error. Apply the supplied From a paper algorithm to Python facts and keep your reasoning.</w:t>
-      </w:r>
-    </w:p>
-    <w:p>
-      <w:pPr>
-        <w:spacing w:line="336" w:lineRule="auto" w:after="180"/>
-      </w:pPr>
-      <w:r>
-        <w:rPr>
-          <w:b w:val="0"/>
-        </w:rPr>
-        <w:t>Move print(total) to the first line of a fresh script. Predict what happens and why. Put the lines back into an order that meets the requirement.</w:t>
-      </w:r>
-    </w:p>
-    <w:p>
-      <w:pPr>
-        <w:pStyle w:val="Heading3"/>
-      </w:pPr>
-      <w:r>
-        <w:t>My reasoning and evidence</w:t>
-      </w:r>
-    </w:p>
-    <w:p>
-      <w:r>
-        <w:t>________________________________________________________________</w:t>
-      </w:r>
-    </w:p>
-    <w:p>
-      <w:r>
-        <w:t>________________________________________________________________</w:t>
-      </w:r>
-    </w:p>
-    <w:p>
-      <w:r>
-        <w:t>________________________________________________________________</w:t>
-      </w:r>
-    </w:p>
-    <w:p>
-      <w:r>
-        <w:t>________________________________________________________________</w:t>
-      </w:r>
-    </w:p>
-    <w:p>
-      <w:r>
-        <w:t>________________________________________________________________</w:t>
-      </w:r>
-    </w:p>
-    <w:p>
-      <w:r>
-        <w:t>________________________________________________________________</w:t>
-      </w:r>
-    </w:p>
-    <w:p>
-      <w:pPr>
-        <w:pStyle w:val="Heading1"/>
-      </w:pPr>
-      <w:r>
-        <w:t>08. W4 Transfer the procedure independently</w:t>
-      </w:r>
-    </w:p>
-    <w:p>
-      <w:r>
-        <w:t>Attempt before feedback. If this repeats the selected independent case, reuse that first attempt; otherwise keep a separate record. Transfer the procedure independently. Apply the supplied From a paper algorithm to Python facts and keep your reasoning.</w:t>
-      </w:r>
-    </w:p>
-    <w:p>
-      <w:pPr>
-        <w:spacing w:line="336" w:lineRule="auto" w:after="180"/>
-      </w:pPr>
-      <w:r>
-        <w:rPr>
-          <w:b w:val="0"/>
-        </w:rPr>
-        <w:t xml:space="preserve">A fictional shelf has 3 trays of 7 tiles each. Write a four-line Python script using trays, per_tray and tiles. Predict its </w:t>
-      </w:r>
-      <w:r>
-        <w:rPr>
-          <w:b/>
-        </w:rPr>
-        <w:t>output</w:t>
-      </w:r>
-      <w:r>
-        <w:rPr>
-          <w:b w:val="0"/>
-        </w:rPr>
-        <w:t>. Then change only trays to 0 and predict again. Explain why adding the two quantities is wrong.</w:t>
-      </w:r>
-    </w:p>
-    <w:p>
-      <w:pPr>
-        <w:pStyle w:val="Heading3"/>
-      </w:pPr>
-      <w:r>
-        <w:t>My reasoning and evidence</w:t>
-      </w:r>
-    </w:p>
-    <w:p>
-      <w:r>
-        <w:t>________________________________________________________________</w:t>
-      </w:r>
-    </w:p>
-    <w:p>
-      <w:r>
-        <w:t>________________________________________________________________</w:t>
-      </w:r>
-    </w:p>
-    <w:p>
-      <w:r>
-        <w:t>________________________________________________________________</w:t>
-      </w:r>
-    </w:p>
-    <w:p>
-      <w:r>
-        <w:t>________________________________________________________________</w:t>
-      </w:r>
-    </w:p>
-    <w:p>
-      <w:r>
-        <w:t>________________________________________________________________</w:t>
-      </w:r>
-    </w:p>
-    <w:p>
-      <w:r>
-        <w:t>________________________________________________________________</w:t>
-      </w:r>
-    </w:p>
-    <w:p>
-      <w:r>
-        <w:t>________________________________________________________________</w:t>
-      </w:r>
-    </w:p>
-    <w:p>
-      <w:pPr>
-        <w:pStyle w:val="Heading1"/>
-      </w:pPr>
-      <w:r>
-        <w:t>09. W5 Keep an honest conclusion</w:t>
-      </w:r>
-    </w:p>
-    <w:p>
-      <w:r>
-        <w:t>Keep an honest conclusion. Apply the supplied From a paper algorithm to Python facts and keep your reasoning.</w:t>
-      </w:r>
-    </w:p>
-    <w:p>
-      <w:pPr>
-        <w:spacing w:line="336" w:lineRule="auto" w:after="180"/>
-      </w:pPr>
-      <w:r>
-        <w:rPr>
-          <w:b w:val="0"/>
-        </w:rPr>
-        <w:t xml:space="preserve">Explain the difference between a successful run and a correct calculation. State one limit of this </w:t>
-      </w:r>
-      <w:r>
-        <w:rPr>
-          <w:b/>
-        </w:rPr>
-        <w:t>program</w:t>
-      </w:r>
-      <w:r>
-        <w:rPr>
-          <w:b w:val="0"/>
-        </w:rPr>
-        <w:t xml:space="preserve"> and what you would keep so another person can check your work.</w:t>
-      </w:r>
-    </w:p>
-    <w:p>
-      <w:pPr>
-        <w:pStyle w:val="Heading3"/>
-      </w:pPr>
-      <w:r>
-        <w:t>My reasoning and evidence</w:t>
-      </w:r>
-    </w:p>
-    <w:p>
-      <w:r>
-        <w:t>________________________________________________________________</w:t>
-      </w:r>
-    </w:p>
-    <w:p>
-      <w:r>
-        <w:t>________________________________________________________________</w:t>
-      </w:r>
-    </w:p>
-    <w:p>
-      <w:r>
-        <w:t>________________________________________________________________</w:t>
-      </w:r>
-    </w:p>
-    <w:p>
-      <w:r>
-        <w:t>________________________________________________________________</w:t>
-      </w:r>
-    </w:p>
-    <w:p>
-      <w:r>
-        <w:t>________________________________________________________________</w:t>
-      </w:r>
-    </w:p>
-    <w:p>
-      <w:r>
-        <w:t>________________________________________________________________</w:t>
-      </w:r>
-    </w:p>
-    <w:p>
-      <w:pPr>
-        <w:pStyle w:val="Heading1"/>
-      </w:pPr>
-      <w:r>
-        <w:t>10. Project checkpoint and reflection</w:t>
-      </w:r>
-    </w:p>
-    <w:p>
-      <w:r>
-        <w:t>Connect From a paper algorithm to Python to Python readiness portfolio, identify a limit and choose the next useful test.</w:t>
-      </w:r>
-    </w:p>
-    <w:p>
-      <w:pPr>
-        <w:spacing w:line="336" w:lineRule="auto" w:after="180"/>
-      </w:pPr>
-      <w:r>
-        <w:rPr>
-          <w:b w:val="0"/>
-        </w:rPr>
-        <w:t xml:space="preserve">Add a labelled from a paper </w:t>
-      </w:r>
-      <w:r>
-        <w:rPr>
-          <w:b/>
-        </w:rPr>
-        <w:t>algorithm</w:t>
-      </w:r>
-      <w:r>
-        <w:rPr>
-          <w:b w:val="0"/>
-        </w:rPr>
-        <w:t xml:space="preserve"> to python </w:t>
-      </w:r>
-      <w:r>
-        <w:rPr>
-          <w:b/>
-        </w:rPr>
-        <w:t>evidence</w:t>
-      </w:r>
-      <w:r>
-        <w:rPr>
-          <w:b w:val="0"/>
-        </w:rPr>
-        <w:t xml:space="preserve"> sheet to Python readiness portfolio. Show how you can translate a short paper calculation into a python script.</w:t>
-      </w:r>
-    </w:p>
-    <w:p>
-      <w:pPr>
-        <w:spacing w:line="336" w:lineRule="auto" w:after="180"/>
-      </w:pPr>
-      <w:r>
-        <w:rPr>
-          <w:b w:val="0"/>
-        </w:rPr>
-        <w:t xml:space="preserve">Use the supplied fictional case and keep its </w:t>
-      </w:r>
-      <w:r>
-        <w:rPr>
-          <w:b/>
-        </w:rPr>
-        <w:t>input</w:t>
-      </w:r>
-      <w:r>
-        <w:rPr>
-          <w:b w:val="0"/>
-        </w:rPr>
-        <w:t xml:space="preserve">s, intermediate steps, calculation or </w:t>
-      </w:r>
-      <w:r>
-        <w:rPr>
-          <w:b/>
-        </w:rPr>
-        <w:t>prediction</w:t>
-      </w:r>
-      <w:r>
-        <w:rPr>
-          <w:b w:val="0"/>
-        </w:rPr>
-        <w:t>, and limitation. Connect this record to last week’s record; a matching answer without a trace is insufficient.</w:t>
-      </w:r>
-    </w:p>
-    <w:p>
-      <w:pPr>
-        <w:pStyle w:val="Heading3"/>
-      </w:pPr>
-      <w:r>
-        <w:t>My project change, supporting evidence and remaining limit</w:t>
-      </w:r>
-    </w:p>
-    <w:p>
-      <w:r>
-        <w:t>________________________________________________________________</w:t>
-      </w:r>
-    </w:p>
-    <w:p>
-      <w:r>
-        <w:t>________________________________________________________________</w:t>
-      </w:r>
-    </w:p>
-    <w:p>
-      <w:r>
-        <w:t>________________________________________________________________</w:t>
-      </w:r>
-    </w:p>
-    <w:p>
-      <w:r>
-        <w:t>________________________________________________________________</w:t>
-      </w:r>
-    </w:p>
-    <w:p>
-      <w:r>
-        <w:t>________________________________________________________________</w:t>
-      </w:r>
-    </w:p>
-    <w:p>
-      <w:r>
-        <w:t>________________________________________________________________</w:t>
-      </w:r>
-    </w:p>
-    <w:p>
-      <w:pPr>
-        <w:pStyle w:val="Heading1"/>
-      </w:pPr>
-      <w:r>
-        <w:t>11. Feedback, return check and learning record</w:t>
-      </w:r>
-    </w:p>
-    <w:p>
-      <w:r>
-        <w:t>Record the first repaired step and a different case to revisit after a delay.</w:t>
+        <w:t>11. Feedback · Repair and return</w:t>
+      </w:r>
+    </w:p>
+    <w:p>
+      <w:r>
+        <w:t>Keep the stated task, its own code/values and support record together.</w:t>
+      </w:r>
+    </w:p>
+    <w:p>
+      <w:pPr>
+        <w:pStyle w:val="Heading2"/>
+      </w:pPr>
+      <w:r>
+        <w:t>Task and evidence record</w:t>
       </w:r>
     </w:p>
     <w:tbl>
@@ -1043,12 +728,9 @@
     </w:tbl>
     <w:p>
       <w:pPr>
-        <w:spacing w:line="336" w:lineRule="auto" w:after="180"/>
-      </w:pPr>
-      <w:r>
-        <w:rPr>
-          <w:b w:val="0"/>
-        </w:rPr>
+        <w:pStyle w:val="ListBullet"/>
+      </w:pPr>
+      <w:r>
         <w:t>Revisit this idea with your teacher after a delay. Familiarity is different from explaining and using it on a changed case.</w:t>
       </w:r>
     </w:p>
@@ -1057,45 +739,316 @@
         <w:pStyle w:val="Heading1"/>
       </w:pPr>
       <w:r>
-        <w:t>12. Pictorial case practice: From a paper algorithm to Python</w:t>
-      </w:r>
-    </w:p>
-    <w:p>
-      <w:r>
-        <w:t>Convert a seed-count algorithm. The paper plan counts seeds in identical trays, then adds a labelled spare tray. Explain the labelled step before checking the changed condition.</w:t>
-      </w:r>
-    </w:p>
-    <w:p>
-      <w:pPr>
-        <w:spacing w:line="336" w:lineRule="auto" w:after="180"/>
-      </w:pPr>
-      <w:r>
-        <w:rPr>
-          <w:b w:val="0"/>
-        </w:rPr>
-        <w:t xml:space="preserve">Convert a seed-count </w:t>
-      </w:r>
-      <w:r>
-        <w:rPr>
-          <w:b/>
-        </w:rPr>
-        <w:t>algorithm</w:t>
-      </w:r>
-      <w:r>
-        <w:rPr>
-          <w:b w:val="0"/>
-        </w:rPr>
-        <w:t>. The paper plan counts seeds in identical trays, then adds a labelled spare tray.</w:t>
-      </w:r>
-    </w:p>
-    <w:p>
-      <w:pPr>
-        <w:spacing w:line="336" w:lineRule="auto" w:after="180"/>
-      </w:pPr>
-      <w:r>
-        <w:rPr>
-          <w:b w:val="0"/>
-        </w:rPr>
+        <w:t>Reference bank and extra practice</w:t>
+      </w:r>
+    </w:p>
+    <w:p>
+      <w:pPr>
+        <w:pStyle w:val="Heading1"/>
+      </w:pPr>
+      <w:r>
+        <w:t>02. Reference · Supported W2 record</w:t>
+      </w:r>
+    </w:p>
+    <w:p>
+      <w:r>
+        <w:t>Keep the stated task, its own code/values and support record together.</w:t>
+      </w:r>
+    </w:p>
+    <w:p>
+      <w:pPr>
+        <w:pStyle w:val="Heading2"/>
+      </w:pPr>
+      <w:r>
+        <w:t>Task and evidence record</w:t>
+      </w:r>
+    </w:p>
+    <w:p>
+      <w:pPr>
+        <w:pStyle w:val="ListBullet"/>
+      </w:pPr>
+      <w:r>
+        <w:t>Use W2: Predict then observe for From a paper algorithm to Python. Record the answer once; the lesson and workbook refer to the same attempt.</w:t>
+      </w:r>
+    </w:p>
+    <w:tbl>
+      <w:tblPr>
+        <w:tblStyle w:val="LightShading-Accent1"/>
+        <w:tblW w:type="auto" w:w="0"/>
+        <w:tblLook w:firstColumn="1" w:firstRow="1" w:lastColumn="0" w:lastRow="0" w:noHBand="0" w:noVBand="1" w:val="04A0"/>
+      </w:tblPr>
+      <w:tblGrid>
+        <w:gridCol w:w="2556"/>
+        <w:gridCol w:w="2556"/>
+        <w:gridCol w:w="2556"/>
+        <w:gridCol w:w="2556"/>
+      </w:tblGrid>
+      <w:tr>
+        <w:trPr>
+          <w:tblHeader/>
+        </w:trPr>
+        <w:tc>
+          <w:tcPr>
+            <w:tcW w:type="dxa" w:w="2556"/>
+          </w:tcPr>
+          <w:p>
+            <w:r>
+              <w:t>Given inputs</w:t>
+            </w:r>
+          </w:p>
+        </w:tc>
+        <w:tc>
+          <w:tcPr>
+            <w:tcW w:type="dxa" w:w="2556"/>
+          </w:tcPr>
+          <w:p>
+            <w:r>
+              <w:t>Procedure I chose</w:t>
+            </w:r>
+          </w:p>
+        </w:tc>
+        <w:tc>
+          <w:tcPr>
+            <w:tcW w:type="dxa" w:w="2556"/>
+          </w:tcPr>
+          <w:p>
+            <w:r>
+              <w:t>Middle steps</w:t>
+            </w:r>
+          </w:p>
+        </w:tc>
+        <w:tc>
+          <w:tcPr>
+            <w:tcW w:type="dxa" w:w="2556"/>
+          </w:tcPr>
+          <w:p>
+            <w:r>
+              <w:t>Result and check</w:t>
+            </w:r>
+          </w:p>
+        </w:tc>
+      </w:tr>
+      <w:tr>
+        <w:tc>
+          <w:tcPr>
+            <w:tcW w:type="dxa" w:w="2556"/>
+          </w:tcPr>
+          <w:p>
+            <w:r/>
+          </w:p>
+        </w:tc>
+        <w:tc>
+          <w:tcPr>
+            <w:tcW w:type="dxa" w:w="2556"/>
+          </w:tcPr>
+          <w:p>
+            <w:r/>
+          </w:p>
+        </w:tc>
+        <w:tc>
+          <w:tcPr>
+            <w:tcW w:type="dxa" w:w="2556"/>
+          </w:tcPr>
+          <w:p>
+            <w:r/>
+          </w:p>
+        </w:tc>
+        <w:tc>
+          <w:tcPr>
+            <w:tcW w:type="dxa" w:w="2556"/>
+          </w:tcPr>
+          <w:p>
+            <w:r/>
+          </w:p>
+        </w:tc>
+      </w:tr>
+    </w:tbl>
+    <w:p>
+      <w:pPr>
+        <w:pStyle w:val="Heading3"/>
+      </w:pPr>
+      <w:r>
+        <w:t>The step I completed without help, and the hint I needed</w:t>
+      </w:r>
+    </w:p>
+    <w:p>
+      <w:r>
+        <w:t>________________________________________________________________</w:t>
+      </w:r>
+    </w:p>
+    <w:p>
+      <w:r>
+        <w:t>________________________________________________________________</w:t>
+      </w:r>
+    </w:p>
+    <w:p>
+      <w:r>
+        <w:t>________________________________________________________________</w:t>
+      </w:r>
+    </w:p>
+    <w:p>
+      <w:pPr>
+        <w:pStyle w:val="Heading1"/>
+      </w:pPr>
+      <w:r>
+        <w:t>03. Extra practice · Individual reasoning check</w:t>
+      </w:r>
+    </w:p>
+    <w:p>
+      <w:r>
+        <w:t>Keep the stated task, its own code/values and support record together.</w:t>
+      </w:r>
+    </w:p>
+    <w:p>
+      <w:pPr>
+        <w:pStyle w:val="Heading2"/>
+      </w:pPr>
+      <w:r>
+        <w:t>Task and evidence record</w:t>
+      </w:r>
+    </w:p>
+    <w:p>
+      <w:pPr>
+        <w:pStyle w:val="ListBullet"/>
+      </w:pPr>
+      <w:r>
+        <w:t>Use the worked case for From a paper algorithm to Python. Proposed explanation: “An equals sign displays the answer”. Decide whether this explanation is supported. Point to the step or supplied fact that decides; explain your repair if needed.</w:t>
+      </w:r>
+    </w:p>
+    <w:p>
+      <w:pPr>
+        <w:pStyle w:val="Heading3"/>
+      </w:pPr>
+      <w:r>
+        <w:t>My explanation before partner discussion</w:t>
+      </w:r>
+    </w:p>
+    <w:p>
+      <w:r>
+        <w:t>________________________________________________________________</w:t>
+      </w:r>
+    </w:p>
+    <w:p>
+      <w:r>
+        <w:t>________________________________________________________________</w:t>
+      </w:r>
+    </w:p>
+    <w:p>
+      <w:r>
+        <w:t>________________________________________________________________</w:t>
+      </w:r>
+    </w:p>
+    <w:p>
+      <w:r>
+        <w:t>________________________________________________________________</w:t>
+      </w:r>
+    </w:p>
+    <w:p>
+      <w:pPr>
+        <w:pStyle w:val="Heading1"/>
+      </w:pPr>
+      <w:r>
+        <w:t>08. Additional practice · Earlier W4 transfer</w:t>
+      </w:r>
+    </w:p>
+    <w:p>
+      <w:r>
+        <w:t>Keep the stated task, its own code/values and support record together.</w:t>
+      </w:r>
+    </w:p>
+    <w:p>
+      <w:pPr>
+        <w:pStyle w:val="Heading2"/>
+      </w:pPr>
+      <w:r>
+        <w:t>Task and evidence record</w:t>
+      </w:r>
+    </w:p>
+    <w:p>
+      <w:pPr>
+        <w:pStyle w:val="ListBullet"/>
+      </w:pPr>
+      <w:r>
+        <w:t>A fictional shelf has 3 trays of 7 tiles each. Write a four-line Python script using trays, per_tray and tiles. Predict its output. Then change only trays to 0 and predict again. Explain why adding the two quantities is wrong.</w:t>
+      </w:r>
+    </w:p>
+    <w:p>
+      <w:pPr>
+        <w:pStyle w:val="Heading3"/>
+      </w:pPr>
+      <w:r>
+        <w:t>My reasoning and evidence</w:t>
+      </w:r>
+    </w:p>
+    <w:p>
+      <w:r>
+        <w:t>________________________________________________________________</w:t>
+      </w:r>
+    </w:p>
+    <w:p>
+      <w:r>
+        <w:t>________________________________________________________________</w:t>
+      </w:r>
+    </w:p>
+    <w:p>
+      <w:r>
+        <w:t>________________________________________________________________</w:t>
+      </w:r>
+    </w:p>
+    <w:p>
+      <w:r>
+        <w:t>________________________________________________________________</w:t>
+      </w:r>
+    </w:p>
+    <w:p>
+      <w:r>
+        <w:t>________________________________________________________________</w:t>
+      </w:r>
+    </w:p>
+    <w:p>
+      <w:r>
+        <w:t>________________________________________________________________</w:t>
+      </w:r>
+    </w:p>
+    <w:p>
+      <w:r>
+        <w:t>________________________________________________________________</w:t>
+      </w:r>
+    </w:p>
+    <w:p>
+      <w:pPr>
+        <w:pStyle w:val="Heading1"/>
+      </w:pPr>
+      <w:r>
+        <w:t>12. Extra practice · Pictured case</w:t>
+      </w:r>
+    </w:p>
+    <w:p>
+      <w:r>
+        <w:t>Keep the stated task, its own code/values and support record together.</w:t>
+      </w:r>
+    </w:p>
+    <w:p>
+      <w:pPr>
+        <w:pStyle w:val="Heading2"/>
+      </w:pPr>
+      <w:r>
+        <w:t>Task and evidence record</w:t>
+      </w:r>
+    </w:p>
+    <w:p>
+      <w:pPr>
+        <w:pStyle w:val="ListBullet"/>
+      </w:pPr>
+      <w:r>
+        <w:t>Convert a seed-count algorithm. The paper plan counts seeds in identical trays, then adds a labelled spare tray.</w:t>
+      </w:r>
+    </w:p>
+    <w:p>
+      <w:pPr>
+        <w:pStyle w:val="ListBullet"/>
+      </w:pPr>
+      <w:r>
         <w:t>Python 3: trays=4; per_tray=6; spare=2; total=trays*per_tray+spare; print(total). All quantities count seeds.</w:t>
       </w:r>
     </w:p>
@@ -1137,13 +1090,9 @@
     </w:p>
     <w:p>
       <w:pPr>
-        <w:spacing w:line="336" w:lineRule="auto" w:after="180"/>
-        <w:shd w:fill="F5F1FB"/>
-      </w:pPr>
-      <w:r>
-        <w:rPr>
-          <w:b w:val="0"/>
-        </w:rPr>
+        <w:pStyle w:val="ListBullet"/>
+      </w:pPr>
+      <w:r>
         <w:t>Match each paper quantity to its Python name. Why does the spare count get added once, and what prints when spare is five?</w:t>
       </w:r>
     </w:p>
@@ -1187,80 +1136,18 @@
     </w:p>
     <w:p>
       <w:pPr>
-        <w:pStyle w:val="Heading3"/>
-      </w:pPr>
-      <w:r>
-        <w:t>Record the help used</w:t>
-      </w:r>
-    </w:p>
-    <w:p>
-      <w:pPr>
-        <w:spacing w:line="336" w:lineRule="auto" w:after="180"/>
-        <w:shd w:fill="F1F6F8"/>
-      </w:pPr>
-      <w:r>
-        <w:rPr>
-          <w:b w:val="0"/>
-        </w:rPr>
-        <w:t xml:space="preserve">Support used: alone / hint / worked example. This record is practice </w:t>
-      </w:r>
-      <w:r>
-        <w:rPr>
-          <w:b/>
-        </w:rPr>
-        <w:t>evidence</w:t>
-      </w:r>
-      <w:r>
-        <w:rPr>
-          <w:b w:val="0"/>
-        </w:rPr>
-        <w:t>.</w:t>
-      </w:r>
-    </w:p>
-    <w:p>
-      <w:pPr>
-        <w:spacing w:line="336" w:lineRule="auto" w:after="180"/>
-      </w:pPr>
-      <w:r>
-        <w:rPr>
-          <w:b w:val="0"/>
-        </w:rPr>
-        <w:t xml:space="preserve">Project connection: For Python readiness before the Responsible Plant Classifier, retain a trace of the values, the predicted </w:t>
-      </w:r>
-      <w:r>
-        <w:rPr>
-          <w:b/>
-        </w:rPr>
-        <w:t>output</w:t>
-      </w:r>
-      <w:r>
-        <w:rPr>
-          <w:b w:val="0"/>
-        </w:rPr>
-        <w:t>s and the changed-case explanation.</w:t>
-      </w:r>
-    </w:p>
-    <w:p>
-      <w:pPr>
-        <w:spacing w:line="336" w:lineRule="auto" w:after="180"/>
-      </w:pPr>
-      <w:r>
-        <w:rPr>
-          <w:b w:val="0"/>
-        </w:rPr>
-        <w:t xml:space="preserve">Use actual Python 3 results to check the </w:t>
-      </w:r>
-      <w:r>
-        <w:rPr>
-          <w:b/>
-        </w:rPr>
-        <w:t>prediction</w:t>
-      </w:r>
-      <w:r>
-        <w:rPr>
-          <w:b w:val="0"/>
-        </w:rPr>
-        <w:t xml:space="preserve"> after reasoning first.</w:t>
+        <w:pStyle w:val="ListBullet"/>
+      </w:pPr>
+      <w:r>
+        <w:t>Support used: alone / hint / worked example. This record is practice evidence.</w:t>
+      </w:r>
+    </w:p>
+    <w:p>
+      <w:pPr>
+        <w:pStyle w:val="ListBullet"/>
+      </w:pPr>
+      <w:r>
+        <w:t>Project connection: For Python readiness before the Responsible Plant Classifier, retain a trace of the values, the predicted outputs and the changed-case explanation. Use actual Python 3 results to check the prediction after reasoning first.</w:t>
       </w:r>
     </w:p>
     <w:p>
@@ -1268,105 +1155,44 @@
         <w:pStyle w:val="Heading1"/>
       </w:pPr>
       <w:r>
-        <w:t>13. Project portfolio milestone</w:t>
-      </w:r>
-    </w:p>
-    <w:p>
-      <w:r>
-        <w:t>Keep this week’s input, deciding step, result and limit together in the Python readiness portfolio record.</w:t>
-      </w:r>
-    </w:p>
-    <w:p>
-      <w:pPr>
-        <w:spacing w:line="336" w:lineRule="auto" w:after="180"/>
-      </w:pPr>
-      <w:r>
-        <w:rPr>
-          <w:b w:val="0"/>
-        </w:rPr>
+        <w:t>13. Reference · Project portfolio milestone</w:t>
+      </w:r>
+    </w:p>
+    <w:p>
+      <w:r>
+        <w:t>Keep the stated task, its own code/values and support record together.</w:t>
+      </w:r>
+    </w:p>
+    <w:p>
+      <w:pPr>
+        <w:pStyle w:val="Heading2"/>
+      </w:pPr>
+      <w:r>
+        <w:t>Task and evidence record</w:t>
+      </w:r>
+    </w:p>
+    <w:p>
+      <w:pPr>
+        <w:pStyle w:val="ListBullet"/>
+      </w:pPr>
+      <w:r>
         <w:t>Project: Python readiness portfolio</w:t>
       </w:r>
     </w:p>
     <w:p>
       <w:pPr>
-        <w:spacing w:line="336" w:lineRule="auto" w:after="180"/>
-      </w:pPr>
-      <w:r>
-        <w:rPr>
-          <w:b w:val="0"/>
-        </w:rPr>
-        <w:t xml:space="preserve">Current milestone: Python readiness portfolio. Keep runnable code, </w:t>
-      </w:r>
-      <w:r>
-        <w:rPr>
-          <w:b/>
-        </w:rPr>
-        <w:t>prediction</w:t>
-      </w:r>
-      <w:r>
-        <w:rPr>
-          <w:b w:val="0"/>
-        </w:rPr>
-        <w:t xml:space="preserve">s, actual </w:t>
-      </w:r>
-      <w:r>
-        <w:rPr>
-          <w:b/>
-        </w:rPr>
-        <w:t>output</w:t>
-      </w:r>
-      <w:r>
-        <w:rPr>
-          <w:b w:val="0"/>
-        </w:rPr>
-        <w:t xml:space="preserve">s, one repaired error and an explanation of a function on changed </w:t>
-      </w:r>
-      <w:r>
-        <w:rPr>
-          <w:b/>
-        </w:rPr>
-        <w:t>input</w:t>
-      </w:r>
-      <w:r>
-        <w:rPr>
-          <w:b w:val="0"/>
-        </w:rPr>
-        <w:t>s.</w:t>
-      </w:r>
-    </w:p>
-    <w:p>
-      <w:pPr>
-        <w:spacing w:line="336" w:lineRule="auto" w:after="180"/>
-      </w:pPr>
-      <w:r>
-        <w:rPr>
-          <w:b w:val="0"/>
-        </w:rPr>
-        <w:t xml:space="preserve">For Python readiness before the Responsible Plant Classifier, retain a trace of the values, the predicted </w:t>
-      </w:r>
-      <w:r>
-        <w:rPr>
-          <w:b/>
-        </w:rPr>
-        <w:t>output</w:t>
-      </w:r>
-      <w:r>
-        <w:rPr>
-          <w:b w:val="0"/>
-        </w:rPr>
-        <w:t xml:space="preserve">s and the changed-case explanation. Use actual Python 3 results to check the </w:t>
-      </w:r>
-      <w:r>
-        <w:rPr>
-          <w:b/>
-        </w:rPr>
-        <w:t>prediction</w:t>
-      </w:r>
-      <w:r>
-        <w:rPr>
-          <w:b w:val="0"/>
-        </w:rPr>
-        <w:t xml:space="preserve"> after reasoning first.</w:t>
+        <w:pStyle w:val="ListBullet"/>
+      </w:pPr>
+      <w:r>
+        <w:t>Current milestone: Python readiness portfolio. Keep runnable code, predictions, actual outputs, one repaired error and an explanation of a function on changed inputs.</w:t>
+      </w:r>
+    </w:p>
+    <w:p>
+      <w:pPr>
+        <w:pStyle w:val="ListBullet"/>
+      </w:pPr>
+      <w:r>
+        <w:t>For Python readiness before the Responsible Plant Classifier, retain a trace of the values, the predicted outputs and the changed-case explanation. Use actual Python 3 results to check the prediction after reasoning first.</w:t>
       </w:r>
     </w:p>
     <w:tbl>
@@ -1523,12 +1349,422 @@
         <w:pStyle w:val="Heading1"/>
       </w:pPr>
       <w:r>
-        <w:t>14. Supported practice and learning evidence</w:t>
-      </w:r>
-    </w:p>
-    <w:p>
-      <w:r>
-        <w:t>Try the supported questions before comparing with hints and feedback. Record what you repaired and the evidence you retained.</w:t>
+        <w:t>14. Extra practice · Predict, check and repair</w:t>
+      </w:r>
+    </w:p>
+    <w:p>
+      <w:r>
+        <w:t>Use only after an attempt; keep the reserved assessment separate.</w:t>
+      </w:r>
+    </w:p>
+    <w:p>
+      <w:pPr>
+        <w:pStyle w:val="Heading2"/>
+      </w:pPr>
+      <w:r>
+        <w:t>First question and hint</w:t>
+      </w:r>
+    </w:p>
+    <w:p>
+      <w:pPr>
+        <w:pStyle w:val="ListBullet"/>
+      </w:pPr>
+      <w:r>
+        <w:t>Convert a seed-count algorithm. The paper plan counts seeds in identical trays, then adds a labelled spare tray.</w:t>
+      </w:r>
+    </w:p>
+    <w:p>
+      <w:pPr>
+        <w:pStyle w:val="Heading3"/>
+      </w:pPr>
+      <w:r>
+        <w:t>Practice 1: explain the deciding evidence</w:t>
+      </w:r>
+    </w:p>
+    <w:p>
+      <w:pPr>
+        <w:pStyle w:val="ListBullet"/>
+      </w:pPr>
+      <w:r>
+        <w:t>Which labelled step matches this detail? 4*6+2 is 26; total stores 26 and print displays it.</w:t>
+      </w:r>
+    </w:p>
+    <w:p>
+      <w:pPr>
+        <w:pStyle w:val="ListBullet"/>
+      </w:pPr>
+      <w:r>
+        <w:t>1. Trace the assignment</w:t>
+      </w:r>
+    </w:p>
+    <w:p>
+      <w:pPr>
+        <w:pStyle w:val="ListBullet"/>
+      </w:pPr>
+      <w:r>
+        <w:t>2. Name the inputs</w:t>
+      </w:r>
+    </w:p>
+    <w:p>
+      <w:pPr>
+        <w:pStyle w:val="ListBullet"/>
+      </w:pPr>
+      <w:r>
+        <w:t>3. Translate the plan</w:t>
+      </w:r>
+    </w:p>
+    <w:p>
+      <w:pPr>
+        <w:pStyle w:val="Heading3"/>
+      </w:pPr>
+      <w:r>
+        <w:t>My selected conclusion, deciding fact and explanation</w:t>
+      </w:r>
+    </w:p>
+    <w:p>
+      <w:r>
+        <w:t>________________________________________________________________</w:t>
+      </w:r>
+    </w:p>
+    <w:p>
+      <w:r>
+        <w:t>________________________________________________________________</w:t>
+      </w:r>
+    </w:p>
+    <w:p>
+      <w:r>
+        <w:t>________________________________________________________________</w:t>
+      </w:r>
+    </w:p>
+    <w:p>
+      <w:r>
+        <w:t>________________________________________________________________</w:t>
+      </w:r>
+    </w:p>
+    <w:p>
+      <w:r>
+        <w:t>________________________________________________________________</w:t>
+      </w:r>
+    </w:p>
+    <w:p>
+      <w:pPr>
+        <w:pStyle w:val="ListBullet"/>
+      </w:pPr>
+      <w:r>
+        <w:t>Hint if needed: Read the steps in the pictorial case. Match the supplied detail to the stage that performs or records it.</w:t>
+      </w:r>
+    </w:p>
+    <w:p>
+      <w:pPr>
+        <w:pStyle w:val="Heading2"/>
+      </w:pPr>
+      <w:r>
+        <w:t>Check the first explanation · reference / check after trying</w:t>
+      </w:r>
+    </w:p>
+    <w:p>
+      <w:pPr>
+        <w:spacing w:line="336" w:lineRule="auto" w:after="180"/>
+      </w:pPr>
+      <w:r>
+        <w:rPr>
+          <w:b w:val="0"/>
+        </w:rPr>
+        <w:t xml:space="preserve">After your attempt, compare with the supported explanation: Trace the </w:t>
+      </w:r>
+      <w:r>
+        <w:rPr>
+          <w:b/>
+        </w:rPr>
+        <w:t>assignment</w:t>
+      </w:r>
+      <w:r>
+        <w:rPr>
+          <w:b w:val="0"/>
+        </w:rPr>
+        <w:t xml:space="preserve"> 4*6+2 is 26; total stores 26 and print displays it. Python follows the arithmetic instructions.</w:t>
+      </w:r>
+    </w:p>
+    <w:p>
+      <w:pPr>
+        <w:spacing w:line="336" w:lineRule="auto" w:after="180"/>
+      </w:pPr>
+      <w:r>
+        <w:rPr>
+          <w:b w:val="0"/>
+        </w:rPr>
+        <w:t>This translation automates a declared counting rule; it does not train a model from examples.</w:t>
+      </w:r>
+    </w:p>
+    <w:p>
+      <w:pPr>
+        <w:pStyle w:val="Heading2"/>
+      </w:pPr>
+      <w:r>
+        <w:t>Changed-case question and hint</w:t>
+      </w:r>
+    </w:p>
+    <w:p>
+      <w:pPr>
+        <w:pStyle w:val="Heading3"/>
+      </w:pPr>
+      <w:r>
+        <w:t>Practice 2: explain the deciding evidence</w:t>
+      </w:r>
+    </w:p>
+    <w:p>
+      <w:pPr>
+        <w:pStyle w:val="ListBullet"/>
+      </w:pPr>
+      <w:r>
+        <w:t>Changed-case practice: Change spare to 5 while keeping both tray inputs fixed. Which conclusion is supported by the supplied facts?</w:t>
+      </w:r>
+    </w:p>
+    <w:p>
+      <w:pPr>
+        <w:pStyle w:val="ListBullet"/>
+      </w:pPr>
+      <w:r>
+        <w:t>1. The printed total becomes 29.</w:t>
+      </w:r>
+    </w:p>
+    <w:p>
+      <w:pPr>
+        <w:pStyle w:val="ListBullet"/>
+      </w:pPr>
+      <w:r>
+        <w:t>2. We can decide the result without examining the changed input or the procedure.</w:t>
+      </w:r>
+    </w:p>
+    <w:p>
+      <w:pPr>
+        <w:pStyle w:val="ListBullet"/>
+      </w:pPr>
+      <w:r>
+        <w:t>3. This one example guarantees correct results for every future input.</w:t>
+      </w:r>
+    </w:p>
+    <w:p>
+      <w:pPr>
+        <w:pStyle w:val="Heading3"/>
+      </w:pPr>
+      <w:r>
+        <w:t>My selected conclusion, deciding fact and explanation</w:t>
+      </w:r>
+    </w:p>
+    <w:p>
+      <w:r>
+        <w:t>________________________________________________________________</w:t>
+      </w:r>
+    </w:p>
+    <w:p>
+      <w:r>
+        <w:t>________________________________________________________________</w:t>
+      </w:r>
+    </w:p>
+    <w:p>
+      <w:r>
+        <w:t>________________________________________________________________</w:t>
+      </w:r>
+    </w:p>
+    <w:p>
+      <w:r>
+        <w:t>________________________________________________________________</w:t>
+      </w:r>
+    </w:p>
+    <w:p>
+      <w:r>
+        <w:t>________________________________________________________________</w:t>
+      </w:r>
+    </w:p>
+    <w:p>
+      <w:pPr>
+        <w:pStyle w:val="ListBullet"/>
+      </w:pPr>
+      <w:r>
+        <w:t>Hint if needed: Use the changed condition and the deciding step in the pictorial trace. The answer must say what follows from those facts.</w:t>
+      </w:r>
+    </w:p>
+    <w:p>
+      <w:pPr>
+        <w:pStyle w:val="Heading2"/>
+      </w:pPr>
+      <w:r>
+        <w:t>Check the changed explanation · reference / check after trying</w:t>
+      </w:r>
+    </w:p>
+    <w:p>
+      <w:pPr>
+        <w:spacing w:line="336" w:lineRule="auto" w:after="180"/>
+      </w:pPr>
+      <w:r>
+        <w:rPr>
+          <w:b w:val="0"/>
+        </w:rPr>
+        <w:t>After your attempt, compare with the supported explanation: The printed total becomes 29. 4*6 remains 24; adding five gives 29.</w:t>
+      </w:r>
+    </w:p>
+    <w:p>
+      <w:pPr>
+        <w:pStyle w:val="Heading2"/>
+      </w:pPr>
+      <w:r>
+        <w:t>Repair and keep the record</w:t>
+      </w:r>
+    </w:p>
+    <w:p>
+      <w:pPr>
+        <w:spacing w:line="336" w:lineRule="auto" w:after="180"/>
+      </w:pPr>
+      <w:r>
+        <w:rPr>
+          <w:b w:val="0"/>
+        </w:rPr>
+        <w:t>Review Debugging Strategies (ai-2/6). Goal: Design revealing tests for a function. Short practice: Which test most directly isolates the handling of loose books, and what should it produce?.</w:t>
+      </w:r>
+    </w:p>
+    <w:p>
+      <w:pPr>
+        <w:spacing w:line="336" w:lineRule="auto" w:after="180"/>
+      </w:pPr>
+      <w:r>
+        <w:rPr>
+          <w:b w:val="0"/>
+        </w:rPr>
+        <w:t>Return to this week and explain what you changed.</w:t>
+      </w:r>
+    </w:p>
+    <w:p>
+      <w:pPr>
+        <w:spacing w:line="336" w:lineRule="auto" w:after="180"/>
+      </w:pPr>
+      <w:r>
+        <w:rPr>
+          <w:b w:val="0"/>
+        </w:rPr>
+        <w:t xml:space="preserve">The browser lab lets you edit the supported Python examples already included in this lesson. Predict first, run, inspect the actual </w:t>
+      </w:r>
+      <w:r>
+        <w:rPr>
+          <w:b/>
+        </w:rPr>
+        <w:t>output</w:t>
+      </w:r>
+      <w:r>
+        <w:rPr>
+          <w:b w:val="0"/>
+        </w:rPr>
+        <w:t xml:space="preserve"> or error, change one </w:t>
+      </w:r>
+      <w:r>
+        <w:rPr>
+          <w:b/>
+        </w:rPr>
+        <w:t>input</w:t>
+      </w:r>
+      <w:r>
+        <w:rPr>
+          <w:b w:val="0"/>
+        </w:rPr>
+        <w:t>, then run again.</w:t>
+      </w:r>
+    </w:p>
+    <w:p>
+      <w:pPr>
+        <w:spacing w:line="336" w:lineRule="auto" w:after="180"/>
+      </w:pPr>
+      <w:r>
+        <w:rPr>
+          <w:b w:val="0"/>
+        </w:rPr>
+        <w:t xml:space="preserve">Keep code, </w:t>
+      </w:r>
+      <w:r>
+        <w:rPr>
+          <w:b/>
+        </w:rPr>
+        <w:t>prediction</w:t>
+      </w:r>
+      <w:r>
+        <w:rPr>
+          <w:b w:val="0"/>
+        </w:rPr>
+        <w:t>s, actual results and a reasoned revision together. On paper, label your result as a trace rather than an execution.</w:t>
+      </w:r>
+    </w:p>
+    <w:p>
+      <w:pPr>
+        <w:spacing w:line="336" w:lineRule="auto" w:after="180"/>
+      </w:pPr>
+      <w:r>
+        <w:rPr>
+          <w:b w:val="0"/>
+        </w:rPr>
+        <w:t xml:space="preserve">Use Download completed work in the hosted lesson to export your answers, reflections, practice feedback and code-run </w:t>
+      </w:r>
+      <w:r>
+        <w:rPr>
+          <w:b/>
+        </w:rPr>
+        <w:t>evidence</w:t>
+      </w:r>
+      <w:r>
+        <w:rPr>
+          <w:b w:val="0"/>
+        </w:rPr>
+        <w:t>. Open the HTML copy to read or print it.</w:t>
+      </w:r>
+    </w:p>
+    <w:p>
+      <w:pPr>
+        <w:spacing w:line="336" w:lineRule="auto" w:after="180"/>
+      </w:pPr>
+      <w:r>
+        <w:rPr>
+          <w:b w:val="0"/>
+        </w:rPr>
+        <w:t>Drafts stay in this browser when storage is available; clear drafts on a shared device.</w:t>
+      </w:r>
+    </w:p>
+    <w:p>
+      <w:pPr>
+        <w:pStyle w:val="Heading3"/>
+      </w:pPr>
+      <w:r>
+        <w:t>What I repaired, the evidence I kept and the next test</w:t>
+      </w:r>
+    </w:p>
+    <w:p>
+      <w:r>
+        <w:t>________________________________________________________________</w:t>
+      </w:r>
+    </w:p>
+    <w:p>
+      <w:r>
+        <w:t>________________________________________________________________</w:t>
+      </w:r>
+    </w:p>
+    <w:p>
+      <w:r>
+        <w:t>________________________________________________________________</w:t>
+      </w:r>
+    </w:p>
+    <w:p>
+      <w:r>
+        <w:t>________________________________________________________________</w:t>
+      </w:r>
+    </w:p>
+    <w:p>
+      <w:r>
+        <w:t>________________________________________________________________</w:t>
+      </w:r>
+    </w:p>
+    <w:p>
+      <w:pPr>
+        <w:pStyle w:val="Heading2"/>
+      </w:pPr>
+      <w:r>
+        <w:t>Earlier wording, alternatives and picture transcripts · reference / check after trying</w:t>
       </w:r>
     </w:p>
     <w:p>
@@ -1544,98 +1780,10 @@
     </w:p>
     <w:p>
       <w:pPr>
-        <w:spacing w:line="336" w:lineRule="auto" w:after="180"/>
-      </w:pPr>
-      <w:r>
-        <w:rPr>
-          <w:b w:val="0"/>
-        </w:rPr>
-        <w:t xml:space="preserve">Convert a seed-count </w:t>
-      </w:r>
-      <w:r>
-        <w:rPr>
-          <w:b/>
-        </w:rPr>
-        <w:t>algorithm</w:t>
-      </w:r>
-      <w:r>
-        <w:rPr>
-          <w:b w:val="0"/>
-        </w:rPr>
-        <w:t>. The paper plan counts seeds in identical trays, then adds a labelled spare tray.</w:t>
-      </w:r>
-    </w:p>
-    <w:p>
-      <w:pPr>
         <w:pStyle w:val="Heading3"/>
       </w:pPr>
       <w:r>
-        <w:t>Practice 1: explain the deciding evidence</w:t>
-      </w:r>
-    </w:p>
-    <w:p>
-      <w:pPr>
-        <w:spacing w:line="336" w:lineRule="auto" w:after="180"/>
-      </w:pPr>
-      <w:r>
-        <w:rPr>
-          <w:b w:val="0"/>
-        </w:rPr>
-        <w:t>Which labelled step matches this detail? 4*6+2 is 26; total stores 26 and print displays it.</w:t>
-      </w:r>
-    </w:p>
-    <w:p>
-      <w:pPr>
-        <w:spacing w:line="336" w:lineRule="auto" w:after="180"/>
-        <w:shd w:fill="F4F9FC"/>
-      </w:pPr>
-      <w:r>
-        <w:rPr>
-          <w:b w:val="0"/>
-        </w:rPr>
-        <w:t xml:space="preserve">1. Trace the </w:t>
-      </w:r>
-      <w:r>
-        <w:rPr>
-          <w:b/>
-        </w:rPr>
-        <w:t>assignment</w:t>
-      </w:r>
-    </w:p>
-    <w:p>
-      <w:pPr>
-        <w:spacing w:line="336" w:lineRule="auto" w:after="180"/>
-        <w:shd w:fill="F4F9FC"/>
-      </w:pPr>
-      <w:r>
-        <w:rPr>
-          <w:b w:val="0"/>
-        </w:rPr>
-        <w:t xml:space="preserve">2. Name the </w:t>
-      </w:r>
-      <w:r>
-        <w:rPr>
-          <w:b/>
-        </w:rPr>
-        <w:t>input</w:t>
-      </w:r>
-      <w:r>
-        <w:rPr>
-          <w:b w:val="0"/>
-        </w:rPr>
-        <w:t>s</w:t>
-      </w:r>
-    </w:p>
-    <w:p>
-      <w:pPr>
-        <w:spacing w:line="336" w:lineRule="auto" w:after="180"/>
-        <w:shd w:fill="F4F9FC"/>
-      </w:pPr>
-      <w:r>
-        <w:rPr>
-          <w:b w:val="0"/>
-        </w:rPr>
-        <w:t>3. Translate the plan</w:t>
+        <w:t>Repair a missing building block</w:t>
       </w:r>
     </w:p>
     <w:p>
@@ -1643,32 +1791,7 @@
         <w:pStyle w:val="Heading3"/>
       </w:pPr>
       <w:r>
-        <w:t>My selected conclusion, deciding fact and explanation</w:t>
-      </w:r>
-    </w:p>
-    <w:p>
-      <w:r>
-        <w:t>________________________________________________________________</w:t>
-      </w:r>
-    </w:p>
-    <w:p>
-      <w:r>
-        <w:t>________________________________________________________________</w:t>
-      </w:r>
-    </w:p>
-    <w:p>
-      <w:r>
-        <w:t>________________________________________________________________</w:t>
-      </w:r>
-    </w:p>
-    <w:p>
-      <w:r>
-        <w:t>________________________________________________________________</w:t>
-      </w:r>
-    </w:p>
-    <w:p>
-      <w:r>
-        <w:t>________________________________________________________________</w:t>
+        <w:t>Predict, run and debug</w:t>
       </w:r>
     </w:p>
     <w:p>
@@ -1676,425 +1799,25 @@
         <w:pStyle w:val="Heading3"/>
       </w:pPr>
       <w:r>
-        <w:t>Hint · try first</w:t>
-      </w:r>
-    </w:p>
-    <w:p>
-      <w:pPr>
-        <w:spacing w:line="336" w:lineRule="auto" w:after="180"/>
-        <w:shd w:fill="F1F6F8"/>
-      </w:pPr>
-      <w:r>
-        <w:rPr>
-          <w:b w:val="0"/>
-        </w:rPr>
-        <w:t>Hint if needed: Read the steps in the pictorial case. Match the supplied detail to the stage that performs or records it.</w:t>
-      </w:r>
-    </w:p>
-    <w:p>
-      <w:pPr>
-        <w:pStyle w:val="Heading3"/>
-      </w:pPr>
-      <w:r>
-        <w:t>Feedback · compare after trying</w:t>
-      </w:r>
-    </w:p>
-    <w:p>
-      <w:pPr>
-        <w:spacing w:line="336" w:lineRule="auto" w:after="180"/>
-        <w:shd w:fill="F1F6FC"/>
-      </w:pPr>
-      <w:r>
-        <w:rPr>
-          <w:b w:val="0"/>
-        </w:rPr>
-        <w:t xml:space="preserve">After your attempt, compare with the supported explanation: Trace the </w:t>
-      </w:r>
-      <w:r>
-        <w:rPr>
-          <w:b/>
-        </w:rPr>
-        <w:t>assignment</w:t>
-      </w:r>
-      <w:r>
-        <w:rPr>
-          <w:b w:val="0"/>
-        </w:rPr>
-        <w:t xml:space="preserve"> 4*6+2 is 26; total stores 26 and print displays it. Python follows the arithmetic instructions.</w:t>
-      </w:r>
-    </w:p>
-    <w:p>
-      <w:pPr>
-        <w:spacing w:line="336" w:lineRule="auto" w:after="180"/>
-        <w:shd w:fill="F1F6FC"/>
-      </w:pPr>
-      <w:r>
-        <w:rPr>
-          <w:b w:val="0"/>
-        </w:rPr>
-        <w:t>This translation automates a declared counting rule; it does not train a model from examples.</w:t>
-      </w:r>
-    </w:p>
-    <w:p>
-      <w:pPr>
-        <w:pStyle w:val="Heading3"/>
-      </w:pPr>
-      <w:r>
-        <w:t>Practice 2: explain the deciding evidence</w:t>
-      </w:r>
-    </w:p>
-    <w:p>
-      <w:pPr>
-        <w:pStyle w:val="Heading3"/>
-      </w:pPr>
-      <w:r>
-        <w:t>Changed case · predict first</w:t>
-      </w:r>
-    </w:p>
-    <w:p>
-      <w:pPr>
-        <w:spacing w:line="336" w:lineRule="auto" w:after="180"/>
-        <w:shd w:fill="F5F1FB"/>
-      </w:pPr>
-      <w:r>
-        <w:rPr>
-          <w:b w:val="0"/>
-        </w:rPr>
-        <w:t xml:space="preserve">Changed-case practice: Change spare to 5 while keeping both tray </w:t>
-      </w:r>
-      <w:r>
-        <w:rPr>
-          <w:b/>
-        </w:rPr>
-        <w:t>input</w:t>
-      </w:r>
-      <w:r>
-        <w:rPr>
-          <w:b w:val="0"/>
-        </w:rPr>
-        <w:t>s fixed. Which conclusion is supported by the supplied facts?</w:t>
-      </w:r>
-    </w:p>
-    <w:p>
-      <w:pPr>
-        <w:spacing w:line="336" w:lineRule="auto" w:after="180"/>
-        <w:shd w:fill="F4F9FC"/>
-      </w:pPr>
-      <w:r>
-        <w:rPr>
-          <w:b w:val="0"/>
-        </w:rPr>
-        <w:t>1. The printed total becomes 29.</w:t>
-      </w:r>
-    </w:p>
-    <w:p>
-      <w:pPr>
-        <w:spacing w:line="336" w:lineRule="auto" w:after="180"/>
-        <w:shd w:fill="F4F9FC"/>
-      </w:pPr>
-      <w:r>
-        <w:rPr>
-          <w:b w:val="0"/>
-        </w:rPr>
-        <w:t xml:space="preserve">2. We can decide the result without examining the changed </w:t>
-      </w:r>
-      <w:r>
-        <w:rPr>
-          <w:b/>
-        </w:rPr>
-        <w:t>input</w:t>
-      </w:r>
-      <w:r>
-        <w:rPr>
-          <w:b w:val="0"/>
-        </w:rPr>
-        <w:t xml:space="preserve"> or the procedure.</w:t>
-      </w:r>
-    </w:p>
-    <w:p>
-      <w:pPr>
-        <w:spacing w:line="336" w:lineRule="auto" w:after="180"/>
-        <w:shd w:fill="F4F9FC"/>
-      </w:pPr>
-      <w:r>
-        <w:rPr>
-          <w:b w:val="0"/>
-        </w:rPr>
-        <w:t xml:space="preserve">3. This one example guarantees correct results for every future </w:t>
-      </w:r>
-      <w:r>
-        <w:rPr>
-          <w:b/>
-        </w:rPr>
-        <w:t>input</w:t>
-      </w:r>
-      <w:r>
-        <w:rPr>
-          <w:b w:val="0"/>
-        </w:rPr>
-        <w:t>.</w:t>
-      </w:r>
-    </w:p>
-    <w:p>
-      <w:pPr>
-        <w:pStyle w:val="Heading3"/>
-      </w:pPr>
-      <w:r>
-        <w:t>My selected conclusion, deciding fact and explanation</w:t>
-      </w:r>
-    </w:p>
-    <w:p>
-      <w:r>
-        <w:t>________________________________________________________________</w:t>
-      </w:r>
-    </w:p>
-    <w:p>
-      <w:r>
-        <w:t>________________________________________________________________</w:t>
-      </w:r>
-    </w:p>
-    <w:p>
-      <w:r>
-        <w:t>________________________________________________________________</w:t>
-      </w:r>
-    </w:p>
-    <w:p>
-      <w:r>
-        <w:t>________________________________________________________________</w:t>
-      </w:r>
-    </w:p>
-    <w:p>
-      <w:r>
-        <w:t>________________________________________________________________</w:t>
-      </w:r>
-    </w:p>
-    <w:p>
-      <w:pPr>
-        <w:pStyle w:val="Heading3"/>
-      </w:pPr>
-      <w:r>
-        <w:t>Hint · try first</w:t>
-      </w:r>
-    </w:p>
-    <w:p>
-      <w:pPr>
-        <w:spacing w:line="336" w:lineRule="auto" w:after="180"/>
-        <w:shd w:fill="F1F6F8"/>
-      </w:pPr>
-      <w:r>
-        <w:rPr>
-          <w:b w:val="0"/>
-        </w:rPr>
-        <w:t>Hint if needed: Use the changed condition and the deciding step in the pictorial trace. The answer must say what follows from those facts.</w:t>
-      </w:r>
-    </w:p>
-    <w:p>
-      <w:pPr>
-        <w:pStyle w:val="Heading3"/>
-      </w:pPr>
-      <w:r>
-        <w:t>Feedback · compare after trying</w:t>
-      </w:r>
-    </w:p>
-    <w:p>
-      <w:pPr>
-        <w:spacing w:line="336" w:lineRule="auto" w:after="180"/>
-        <w:shd w:fill="F1F6FC"/>
-      </w:pPr>
-      <w:r>
-        <w:rPr>
-          <w:b w:val="0"/>
-        </w:rPr>
-        <w:t>After your attempt, compare with the supported explanation: The printed total becomes 29. 4*6 remains 24; adding five gives 29.</w:t>
-      </w:r>
-    </w:p>
-    <w:p>
-      <w:pPr>
-        <w:pStyle w:val="Heading3"/>
-      </w:pPr>
-      <w:r>
-        <w:t>Repair a missing building block</w:t>
-      </w:r>
-    </w:p>
-    <w:p>
-      <w:pPr>
-        <w:spacing w:line="336" w:lineRule="auto" w:after="180"/>
-      </w:pPr>
-      <w:r>
-        <w:rPr>
-          <w:b w:val="0"/>
-        </w:rPr>
-        <w:t>Review Debugging Strategies (ai-2/6). Goal: Design revealing tests for a function. Short practice: Which test most directly isolates the handling of loose books, and what should it produce?.</w:t>
-      </w:r>
-    </w:p>
-    <w:p>
-      <w:pPr>
-        <w:spacing w:line="336" w:lineRule="auto" w:after="180"/>
-      </w:pPr>
-      <w:r>
-        <w:rPr>
-          <w:b w:val="0"/>
-        </w:rPr>
-        <w:t>Return to this week and explain what you changed.</w:t>
-      </w:r>
-    </w:p>
-    <w:p>
-      <w:pPr>
-        <w:pStyle w:val="Heading3"/>
-      </w:pPr>
-      <w:r>
-        <w:t>Predict, run and debug</w:t>
-      </w:r>
-    </w:p>
-    <w:p>
-      <w:pPr>
-        <w:spacing w:line="336" w:lineRule="auto" w:after="180"/>
-      </w:pPr>
-      <w:r>
-        <w:rPr>
-          <w:b w:val="0"/>
-        </w:rPr>
-        <w:t xml:space="preserve">The browser lab lets you edit the supported Python examples already included in this lesson. Predict first, run, inspect the actual </w:t>
-      </w:r>
-      <w:r>
-        <w:rPr>
-          <w:b/>
-        </w:rPr>
-        <w:t>output</w:t>
-      </w:r>
-      <w:r>
-        <w:rPr>
-          <w:b w:val="0"/>
-        </w:rPr>
-        <w:t xml:space="preserve"> or error, change one </w:t>
-      </w:r>
-      <w:r>
-        <w:rPr>
-          <w:b/>
-        </w:rPr>
-        <w:t>input</w:t>
-      </w:r>
-      <w:r>
-        <w:rPr>
-          <w:b w:val="0"/>
-        </w:rPr>
-        <w:t>, then run again.</w:t>
-      </w:r>
-    </w:p>
-    <w:p>
-      <w:pPr>
-        <w:spacing w:line="336" w:lineRule="auto" w:after="180"/>
-      </w:pPr>
-      <w:r>
-        <w:rPr>
-          <w:b w:val="0"/>
-        </w:rPr>
-        <w:t xml:space="preserve">Keep code, </w:t>
-      </w:r>
-      <w:r>
-        <w:rPr>
-          <w:b/>
-        </w:rPr>
-        <w:t>prediction</w:t>
-      </w:r>
-      <w:r>
-        <w:rPr>
-          <w:b w:val="0"/>
-        </w:rPr>
-        <w:t>s, actual results and a reasoned revision together. On paper, label your result as a trace rather than an execution.</w:t>
-      </w:r>
-    </w:p>
-    <w:p>
-      <w:pPr>
-        <w:pStyle w:val="Heading3"/>
-      </w:pPr>
-      <w:r>
         <w:t>Keep your completed work</w:t>
       </w:r>
     </w:p>
     <w:p>
       <w:pPr>
-        <w:spacing w:line="336" w:lineRule="auto" w:after="180"/>
-      </w:pPr>
-      <w:r>
-        <w:rPr>
-          <w:b w:val="0"/>
-        </w:rPr>
-        <w:t xml:space="preserve">Use Download completed work in the hosted lesson to export your answers, reflections, practice feedback and code-run </w:t>
-      </w:r>
-      <w:r>
-        <w:rPr>
-          <w:b/>
-        </w:rPr>
-        <w:t>evidence</w:t>
-      </w:r>
-      <w:r>
-        <w:rPr>
-          <w:b w:val="0"/>
-        </w:rPr>
-        <w:t>. Open the HTML copy to read or print it.</w:t>
-      </w:r>
-    </w:p>
-    <w:p>
-      <w:pPr>
-        <w:spacing w:line="336" w:lineRule="auto" w:after="180"/>
-      </w:pPr>
-      <w:r>
-        <w:rPr>
-          <w:b w:val="0"/>
-        </w:rPr>
-        <w:t>Drafts stay in this browser when storage is available; clear drafts on a shared device.</w:t>
-      </w:r>
-    </w:p>
-    <w:p>
-      <w:pPr>
-        <w:pStyle w:val="Heading3"/>
-      </w:pPr>
-      <w:r>
-        <w:t>What I repaired, the evidence I kept and the next test</w:t>
-      </w:r>
-    </w:p>
-    <w:p>
-      <w:r>
-        <w:t>________________________________________________________________</w:t>
-      </w:r>
-    </w:p>
-    <w:p>
-      <w:r>
-        <w:t>________________________________________________________________</w:t>
-      </w:r>
-    </w:p>
-    <w:p>
-      <w:r>
-        <w:t>________________________________________________________________</w:t>
-      </w:r>
-    </w:p>
-    <w:p>
-      <w:r>
-        <w:t>________________________________________________________________</w:t>
-      </w:r>
-    </w:p>
-    <w:p>
-      <w:r>
-        <w:t>________________________________________________________________</w:t>
-      </w:r>
-    </w:p>
-    <w:p>
-      <w:pPr>
         <w:pStyle w:val="Heading1"/>
       </w:pPr>
       <w:r>
-        <w:t>15. Visual concept journey</w:t>
-      </w:r>
-    </w:p>
-    <w:p>
-      <w:r>
-        <w:t>Explain each From a paper algorithm to Python picture from its labels, then record a relevant limit.</w:t>
-      </w:r>
-    </w:p>
-    <w:p>
-      <w:pPr>
-        <w:pStyle w:val="Heading3"/>
+        <w:t>15. Reference · Six-picture response sheets</w:t>
+      </w:r>
+    </w:p>
+    <w:p>
+      <w:r>
+        <w:t>Use the picture relevant to a current gap.</w:t>
+      </w:r>
+    </w:p>
+    <w:p>
+      <w:pPr>
+        <w:pStyle w:val="Heading2"/>
       </w:pPr>
       <w:r>
         <w:t>01. From a paper algorithm to Python: the case</w:t>
@@ -2173,7 +1896,6 @@
     <w:p>
       <w:pPr>
         <w:spacing w:line="336" w:lineRule="auto" w:after="180"/>
-        <w:shd w:fill="F5F1FB"/>
       </w:pPr>
       <w:r>
         <w:rPr>
@@ -2212,7 +1934,7 @@
     </w:p>
     <w:p>
       <w:pPr>
-        <w:pStyle w:val="Heading3"/>
+        <w:pStyle w:val="Heading2"/>
       </w:pPr>
       <w:r>
         <w:t>02. Follow the deciding steps</w:t>
@@ -2292,7 +2014,6 @@
     <w:p>
       <w:pPr>
         <w:spacing w:line="336" w:lineRule="auto" w:after="180"/>
-        <w:shd w:fill="F5F1FB"/>
       </w:pPr>
       <w:r>
         <w:rPr>
@@ -2343,7 +2064,7 @@
     </w:p>
     <w:p>
       <w:pPr>
-        <w:pStyle w:val="Heading3"/>
+        <w:pStyle w:val="Heading2"/>
       </w:pPr>
       <w:r>
         <w:t>03. A calculation from paper to output</w:t>
@@ -2411,7 +2132,6 @@
     <w:p>
       <w:pPr>
         <w:spacing w:line="336" w:lineRule="auto" w:after="180"/>
-        <w:shd w:fill="F5F1FB"/>
       </w:pPr>
       <w:r>
         <w:rPr>
@@ -2450,7 +2170,7 @@
     </w:p>
     <w:p>
       <w:pPr>
-        <w:pStyle w:val="Heading3"/>
+        <w:pStyle w:val="Heading2"/>
       </w:pPr>
       <w:r>
         <w:t>04. Change one thing. Trace what follows.</w:t>
@@ -2529,7 +2249,6 @@
     <w:p>
       <w:pPr>
         <w:spacing w:line="336" w:lineRule="auto" w:after="180"/>
-        <w:shd w:fill="F5F1FB"/>
       </w:pPr>
       <w:r>
         <w:rPr>
@@ -2568,7 +2287,7 @@
     </w:p>
     <w:p>
       <w:pPr>
-        <w:pStyle w:val="Heading3"/>
+        <w:pStyle w:val="Heading2"/>
       </w:pPr>
       <w:r>
         <w:t>05. Connect the explanation to its limit</w:t>
@@ -2635,7 +2354,6 @@
     <w:p>
       <w:pPr>
         <w:spacing w:line="336" w:lineRule="auto" w:after="180"/>
-        <w:shd w:fill="F5F1FB"/>
       </w:pPr>
       <w:r>
         <w:rPr>
@@ -2674,7 +2392,7 @@
     </w:p>
     <w:p>
       <w:pPr>
-        <w:pStyle w:val="Heading3"/>
+        <w:pStyle w:val="Heading2"/>
       </w:pPr>
       <w:r>
         <w:t>06. Make the idea visible in your project</w:t>
@@ -2777,7 +2495,6 @@
     <w:p>
       <w:pPr>
         <w:spacing w:line="336" w:lineRule="auto" w:after="180"/>
-        <w:shd w:fill="F5F1FB"/>
       </w:pPr>
       <w:r>
         <w:rPr>
@@ -2824,6 +2541,62 @@
     <w:p>
       <w:r>
         <w:t>________________________________________________________________</w:t>
+      </w:r>
+    </w:p>
+    <w:p>
+      <w:pPr>
+        <w:pStyle w:val="Heading2"/>
+      </w:pPr>
+      <w:r>
+        <w:t>Earlier wording, alternatives and picture transcripts · reference / check after trying</w:t>
+      </w:r>
+    </w:p>
+    <w:p>
+      <w:pPr>
+        <w:pStyle w:val="Heading3"/>
+      </w:pPr>
+      <w:r>
+        <w:t>01. From a paper algorithm to Python: the case</w:t>
+      </w:r>
+    </w:p>
+    <w:p>
+      <w:pPr>
+        <w:pStyle w:val="Heading3"/>
+      </w:pPr>
+      <w:r>
+        <w:t>02. Follow the deciding steps</w:t>
+      </w:r>
+    </w:p>
+    <w:p>
+      <w:pPr>
+        <w:pStyle w:val="Heading3"/>
+      </w:pPr>
+      <w:r>
+        <w:t>03. A calculation from paper to output</w:t>
+      </w:r>
+    </w:p>
+    <w:p>
+      <w:pPr>
+        <w:pStyle w:val="Heading3"/>
+      </w:pPr>
+      <w:r>
+        <w:t>04. Change one thing. Trace what follows.</w:t>
+      </w:r>
+    </w:p>
+    <w:p>
+      <w:pPr>
+        <w:pStyle w:val="Heading3"/>
+      </w:pPr>
+      <w:r>
+        <w:t>05. Connect the explanation to its limit</w:t>
+      </w:r>
+    </w:p>
+    <w:p>
+      <w:pPr>
+        <w:pStyle w:val="Heading3"/>
+      </w:pPr>
+      <w:r>
+        <w:t>06. Make the idea visible in your project</w:t>
       </w:r>
     </w:p>
     <w:sectPr>
